--- a/Khiếu nại/16-KN.docx
+++ b/Khiếu nại/16-KN.docx
@@ -1,6 +1,6 @@
 
 <file path=word/document.xml><?xml version="1.0" encoding="utf-8"?>
-<w:document xmlns:wpc="http://schemas.microsoft.com/office/word/2010/wordprocessingCanvas" xmlns:cx="http://schemas.microsoft.com/office/drawing/2014/chartex" xmlns:mc="http://schemas.openxmlformats.org/markup-compatibility/2006" xmlns:o="urn:schemas-microsoft-com:office:office" xmlns:r="http://schemas.openxmlformats.org/officeDocument/2006/relationships" xmlns:m="http://schemas.openxmlformats.org/officeDocument/2006/math" xmlns:v="urn:schemas-microsoft-com:vml" xmlns:wp14="http://schemas.microsoft.com/office/word/2010/wordprocessingDrawing" xmlns:wp="http://schemas.openxmlformats.org/drawingml/2006/wordprocessingDrawing" xmlns:w10="urn:schemas-microsoft-com:office:word" xmlns:w="http://schemas.openxmlformats.org/wordprocessingml/2006/main" xmlns:w14="http://schemas.microsoft.com/office/word/2010/wordml" xmlns:w15="http://schemas.microsoft.com/office/word/2012/wordml" xmlns:w16se="http://schemas.microsoft.com/office/word/2015/wordml/symex" xmlns:wpg="http://schemas.microsoft.com/office/word/2010/wordprocessingGroup" xmlns:wpi="http://schemas.microsoft.com/office/word/2010/wordprocessingInk" xmlns:wne="http://schemas.microsoft.com/office/word/2006/wordml" xmlns:wps="http://schemas.microsoft.com/office/word/2010/wordprocessingShape" mc:Ignorable="w14 w15 w16se wp14">
+<w:document xmlns:wpc="http://schemas.microsoft.com/office/word/2010/wordprocessingCanvas" xmlns:cx="http://schemas.microsoft.com/office/drawing/2014/chartex" xmlns:cx1="http://schemas.microsoft.com/office/drawing/2015/9/8/chartex" xmlns:cx2="http://schemas.microsoft.com/office/drawing/2015/10/21/chartex" xmlns:cx3="http://schemas.microsoft.com/office/drawing/2016/5/9/chartex" xmlns:cx4="http://schemas.microsoft.com/office/drawing/2016/5/10/chartex" xmlns:cx5="http://schemas.microsoft.com/office/drawing/2016/5/11/chartex" xmlns:cx6="http://schemas.microsoft.com/office/drawing/2016/5/12/chartex" xmlns:cx7="http://schemas.microsoft.com/office/drawing/2016/5/13/chartex" xmlns:cx8="http://schemas.microsoft.com/office/drawing/2016/5/14/chartex" xmlns:mc="http://schemas.openxmlformats.org/markup-compatibility/2006" xmlns:aink="http://schemas.microsoft.com/office/drawing/2016/ink" xmlns:am3d="http://schemas.microsoft.com/office/drawing/2017/model3d" xmlns:o="urn:schemas-microsoft-com:office:office" xmlns:oel="http://schemas.microsoft.com/office/2019/extlst" xmlns:r="http://schemas.openxmlformats.org/officeDocument/2006/relationships" xmlns:m="http://schemas.openxmlformats.org/officeDocument/2006/math" xmlns:v="urn:schemas-microsoft-com:vml" xmlns:wp14="http://schemas.microsoft.com/office/word/2010/wordprocessingDrawing" xmlns:wp="http://schemas.openxmlformats.org/drawingml/2006/wordprocessingDrawing" xmlns:w10="urn:schemas-microsoft-com:office:word" xmlns:w="http://schemas.openxmlformats.org/wordprocessingml/2006/main" xmlns:w14="http://schemas.microsoft.com/office/word/2010/wordml" xmlns:w15="http://schemas.microsoft.com/office/word/2012/wordml" xmlns:w16cex="http://schemas.microsoft.com/office/word/2018/wordml/cex" xmlns:w16cid="http://schemas.microsoft.com/office/word/2016/wordml/cid" xmlns:w16="http://schemas.microsoft.com/office/word/2018/wordml" xmlns:w16sdtdh="http://schemas.microsoft.com/office/word/2020/wordml/sdtdatahash" xmlns:w16se="http://schemas.microsoft.com/office/word/2015/wordml/symex" xmlns:wpg="http://schemas.microsoft.com/office/word/2010/wordprocessingGroup" xmlns:wpi="http://schemas.microsoft.com/office/word/2010/wordprocessingInk" xmlns:wne="http://schemas.microsoft.com/office/word/2006/wordml" xmlns:wps="http://schemas.microsoft.com/office/word/2010/wordprocessingShape" mc:Ignorable="w14 w15 w16se w16cid w16 w16cex w16sdtdh wp14">
   <w:body>
     <w:tbl>
       <w:tblPr>
@@ -34,7 +34,25 @@
                 <w:sz w:val="26"/>
                 <w:szCs w:val="26"/>
               </w:rPr>
-              <w:t>[[DVChuQuan]]</w:t>
+              <w:t>[[</w:t>
+            </w:r>
+            <w:proofErr w:type="spellStart"/>
+            <w:r>
+              <w:rPr>
+                <w:color w:val="000000"/>
+                <w:sz w:val="26"/>
+                <w:szCs w:val="26"/>
+              </w:rPr>
+              <w:t>DVChuQuan</w:t>
+            </w:r>
+            <w:proofErr w:type="spellEnd"/>
+            <w:r>
+              <w:rPr>
+                <w:color w:val="000000"/>
+                <w:sz w:val="26"/>
+                <w:szCs w:val="26"/>
+              </w:rPr>
+              <w:t>]]</w:t>
             </w:r>
           </w:p>
           <w:p>
@@ -53,7 +71,25 @@
                 <w:sz w:val="26"/>
                 <w:szCs w:val="26"/>
               </w:rPr>
-              <w:t>[[DVThucHien]]</w:t>
+              <w:t>[[</w:t>
+            </w:r>
+            <w:proofErr w:type="spellStart"/>
+            <w:r>
+              <w:rPr>
+                <w:color w:val="000000"/>
+                <w:sz w:val="26"/>
+                <w:szCs w:val="26"/>
+              </w:rPr>
+              <w:t>DVThucHien</w:t>
+            </w:r>
+            <w:proofErr w:type="spellEnd"/>
+            <w:r>
+              <w:rPr>
+                <w:color w:val="000000"/>
+                <w:sz w:val="26"/>
+                <w:szCs w:val="26"/>
+              </w:rPr>
+              <w:t>]]</w:t>
             </w:r>
           </w:p>
           <w:p>
@@ -134,7 +170,7 @@
                     </wp:anchor>
                   </w:drawing>
                 </mc:Choice>
-                <mc:Fallback xmlns:w16sdtfl="http://schemas.microsoft.com/office/word/2024/wordml/sdtformatlock" xmlns:w16sdtdh="http://schemas.microsoft.com/office/word/2020/wordml/sdtdatahash" xmlns:w16du="http://schemas.microsoft.com/office/word/2023/wordml/word16du" xmlns:w16="http://schemas.microsoft.com/office/word/2018/wordml" xmlns:w16cid="http://schemas.microsoft.com/office/word/2016/wordml/cid" xmlns:w16cex="http://schemas.microsoft.com/office/word/2018/wordml/cex" xmlns:oel="http://schemas.microsoft.com/office/2019/extlst" xmlns:am3d="http://schemas.microsoft.com/office/drawing/2017/model3d" xmlns:aink="http://schemas.microsoft.com/office/drawing/2016/ink" xmlns:cx8="http://schemas.microsoft.com/office/drawing/2016/5/14/chartex" xmlns:cx7="http://schemas.microsoft.com/office/drawing/2016/5/13/chartex" xmlns:cx6="http://schemas.microsoft.com/office/drawing/2016/5/12/chartex" xmlns:cx5="http://schemas.microsoft.com/office/drawing/2016/5/11/chartex" xmlns:cx4="http://schemas.microsoft.com/office/drawing/2016/5/10/chartex" xmlns:cx3="http://schemas.microsoft.com/office/drawing/2016/5/9/chartex" xmlns:cx2="http://schemas.microsoft.com/office/drawing/2015/10/21/chartex" xmlns:cx1="http://schemas.microsoft.com/office/drawing/2015/9/8/chartex">
+                <mc:Fallback xmlns:w16du="http://schemas.microsoft.com/office/word/2023/wordml/word16du" xmlns:w16sdtfl="http://schemas.microsoft.com/office/word/2024/wordml/sdtformatlock">
                   <w:pict>
                     <v:line w14:anchorId="01F2F738" id="Line 190" o:spid="_x0000_s1026" style="position:absolute;z-index:251662848;visibility:visible;mso-wrap-style:square;mso-width-percent:0;mso-height-percent:0;mso-wrap-distance-left:9pt;mso-wrap-distance-top:0;mso-wrap-distance-right:9pt;mso-wrap-distance-bottom:0;mso-position-horizontal:absolute;mso-position-horizontal-relative:text;mso-position-vertical:absolute;mso-position-vertical-relative:text;mso-width-percent:0;mso-height-percent:0;mso-width-relative:page;mso-height-relative:page" from="49.05pt,2.45pt" to="92.65pt,2.45pt" o:gfxdata="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"/>
                   </w:pict>
@@ -152,13 +188,41 @@
                 <w:vertAlign w:val="superscript"/>
               </w:rPr>
             </w:pPr>
+            <w:proofErr w:type="spellStart"/>
             <w:r>
               <w:rPr>
                 <w:color w:val="000000"/>
                 <w:sz w:val="26"/>
                 <w:szCs w:val="26"/>
               </w:rPr>
-              <w:t>Số: [[SoVB]]</w:t>
+              <w:t>Số</w:t>
+            </w:r>
+            <w:proofErr w:type="spellEnd"/>
+            <w:r>
+              <w:rPr>
+                <w:color w:val="000000"/>
+                <w:sz w:val="26"/>
+                <w:szCs w:val="26"/>
+              </w:rPr>
+              <w:t>: [[</w:t>
+            </w:r>
+            <w:proofErr w:type="spellStart"/>
+            <w:r>
+              <w:rPr>
+                <w:color w:val="000000"/>
+                <w:sz w:val="26"/>
+                <w:szCs w:val="26"/>
+              </w:rPr>
+              <w:t>SoVB</w:t>
+            </w:r>
+            <w:proofErr w:type="spellEnd"/>
+            <w:r>
+              <w:rPr>
+                <w:color w:val="000000"/>
+                <w:sz w:val="26"/>
+                <w:szCs w:val="26"/>
+              </w:rPr>
+              <w:t>]]</w:t>
             </w:r>
           </w:p>
         </w:tc>
@@ -199,6 +263,7 @@
                 <w:szCs w:val="26"/>
               </w:rPr>
             </w:pPr>
+            <w:proofErr w:type="spellStart"/>
             <w:r>
               <w:rPr>
                 <w:b/>
@@ -207,8 +272,97 @@
                 <w:sz w:val="26"/>
                 <w:szCs w:val="26"/>
               </w:rPr>
-              <w:t>Độc lập - Tự do - Hạnh phúc</w:t>
+              <w:t>Độc</w:t>
             </w:r>
+            <w:proofErr w:type="spellEnd"/>
+            <w:r>
+              <w:rPr>
+                <w:b/>
+                <w:bCs/>
+                <w:color w:val="000000"/>
+                <w:sz w:val="26"/>
+                <w:szCs w:val="26"/>
+              </w:rPr>
+              <w:t xml:space="preserve"> </w:t>
+            </w:r>
+            <w:proofErr w:type="spellStart"/>
+            <w:r>
+              <w:rPr>
+                <w:b/>
+                <w:bCs/>
+                <w:color w:val="000000"/>
+                <w:sz w:val="26"/>
+                <w:szCs w:val="26"/>
+              </w:rPr>
+              <w:t>lập</w:t>
+            </w:r>
+            <w:proofErr w:type="spellEnd"/>
+            <w:r>
+              <w:rPr>
+                <w:b/>
+                <w:bCs/>
+                <w:color w:val="000000"/>
+                <w:sz w:val="26"/>
+                <w:szCs w:val="26"/>
+              </w:rPr>
+              <w:t xml:space="preserve"> - </w:t>
+            </w:r>
+            <w:proofErr w:type="spellStart"/>
+            <w:r>
+              <w:rPr>
+                <w:b/>
+                <w:bCs/>
+                <w:color w:val="000000"/>
+                <w:sz w:val="26"/>
+                <w:szCs w:val="26"/>
+              </w:rPr>
+              <w:t>Tự</w:t>
+            </w:r>
+            <w:proofErr w:type="spellEnd"/>
+            <w:r>
+              <w:rPr>
+                <w:b/>
+                <w:bCs/>
+                <w:color w:val="000000"/>
+                <w:sz w:val="26"/>
+                <w:szCs w:val="26"/>
+              </w:rPr>
+              <w:t xml:space="preserve"> do - </w:t>
+            </w:r>
+            <w:proofErr w:type="spellStart"/>
+            <w:r>
+              <w:rPr>
+                <w:b/>
+                <w:bCs/>
+                <w:color w:val="000000"/>
+                <w:sz w:val="26"/>
+                <w:szCs w:val="26"/>
+              </w:rPr>
+              <w:t>Hạnh</w:t>
+            </w:r>
+            <w:proofErr w:type="spellEnd"/>
+            <w:r>
+              <w:rPr>
+                <w:b/>
+                <w:bCs/>
+                <w:color w:val="000000"/>
+                <w:sz w:val="26"/>
+                <w:szCs w:val="26"/>
+              </w:rPr>
+              <w:t xml:space="preserve"> </w:t>
+            </w:r>
+            <w:proofErr w:type="spellStart"/>
+            <w:r>
+              <w:rPr>
+                <w:b/>
+                <w:bCs/>
+                <w:color w:val="000000"/>
+                <w:sz w:val="26"/>
+                <w:szCs w:val="26"/>
+              </w:rPr>
+              <w:t>phúc</w:t>
+            </w:r>
+            <w:proofErr w:type="spellEnd"/>
           </w:p>
           <w:p>
             <w:pPr>
@@ -291,7 +445,7 @@
                     </wp:anchor>
                   </w:drawing>
                 </mc:Choice>
-                <mc:Fallback xmlns:w16sdtfl="http://schemas.microsoft.com/office/word/2024/wordml/sdtformatlock" xmlns:w16sdtdh="http://schemas.microsoft.com/office/word/2020/wordml/sdtdatahash" xmlns:w16du="http://schemas.microsoft.com/office/word/2023/wordml/word16du" xmlns:w16="http://schemas.microsoft.com/office/word/2018/wordml" xmlns:w16cid="http://schemas.microsoft.com/office/word/2016/wordml/cid" xmlns:w16cex="http://schemas.microsoft.com/office/word/2018/wordml/cex" xmlns:oel="http://schemas.microsoft.com/office/2019/extlst" xmlns:am3d="http://schemas.microsoft.com/office/drawing/2017/model3d" xmlns:aink="http://schemas.microsoft.com/office/drawing/2016/ink" xmlns:cx8="http://schemas.microsoft.com/office/drawing/2016/5/14/chartex" xmlns:cx7="http://schemas.microsoft.com/office/drawing/2016/5/13/chartex" xmlns:cx6="http://schemas.microsoft.com/office/drawing/2016/5/12/chartex" xmlns:cx5="http://schemas.microsoft.com/office/drawing/2016/5/11/chartex" xmlns:cx4="http://schemas.microsoft.com/office/drawing/2016/5/10/chartex" xmlns:cx3="http://schemas.microsoft.com/office/drawing/2016/5/9/chartex" xmlns:cx2="http://schemas.microsoft.com/office/drawing/2015/10/21/chartex" xmlns:cx1="http://schemas.microsoft.com/office/drawing/2015/9/8/chartex">
+                <mc:Fallback xmlns:w16du="http://schemas.microsoft.com/office/word/2023/wordml/word16du" xmlns:w16sdtfl="http://schemas.microsoft.com/office/word/2024/wordml/sdtformatlock">
                   <w:pict>
                     <v:line w14:anchorId="7261B889" id="Line 229" o:spid="_x0000_s1026" style="position:absolute;z-index:251687424;visibility:visible;mso-wrap-style:square;mso-width-percent:0;mso-height-percent:0;mso-wrap-distance-left:9pt;mso-wrap-distance-top:0;mso-wrap-distance-right:9pt;mso-wrap-distance-bottom:0;mso-position-horizontal:absolute;mso-position-horizontal-relative:text;mso-position-vertical:absolute;mso-position-vertical-relative:text;mso-width-percent:0;mso-height-percent:0;mso-width-relative:page;mso-height-relative:page" from="72.1pt,3pt" to="228.55pt,3pt" o:gfxdata="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"/>
                   </w:pict>
@@ -317,7 +471,51 @@
                 <w:sz w:val="26"/>
                 <w:szCs w:val="26"/>
               </w:rPr>
-              <w:t>[[DiaChiCQ]], [[NgayHienTai]]</w:t>
+              <w:t>[[</w:t>
+            </w:r>
+            <w:proofErr w:type="spellStart"/>
+            <w:r>
+              <w:rPr>
+                <w:i/>
+                <w:iCs/>
+                <w:color w:val="000000"/>
+                <w:sz w:val="26"/>
+                <w:szCs w:val="26"/>
+              </w:rPr>
+              <w:t>DiaChiCQ</w:t>
+            </w:r>
+            <w:proofErr w:type="spellEnd"/>
+            <w:r>
+              <w:rPr>
+                <w:i/>
+                <w:iCs/>
+                <w:color w:val="000000"/>
+                <w:sz w:val="26"/>
+                <w:szCs w:val="26"/>
+              </w:rPr>
+              <w:t>]], [[</w:t>
+            </w:r>
+            <w:proofErr w:type="spellStart"/>
+            <w:r>
+              <w:rPr>
+                <w:i/>
+                <w:iCs/>
+                <w:color w:val="000000"/>
+                <w:sz w:val="26"/>
+                <w:szCs w:val="26"/>
+              </w:rPr>
+              <w:t>NgayHienTai</w:t>
+            </w:r>
+            <w:proofErr w:type="spellEnd"/>
+            <w:r>
+              <w:rPr>
+                <w:i/>
+                <w:iCs/>
+                <w:color w:val="000000"/>
+                <w:sz w:val="26"/>
+                <w:szCs w:val="26"/>
+              </w:rPr>
+              <w:t>]]</w:t>
             </w:r>
           </w:p>
         </w:tc>
@@ -370,6 +568,7 @@
           <w:lang w:val="fr-FR"/>
         </w:rPr>
       </w:pPr>
+      <w:proofErr w:type="spellStart"/>
       <w:r>
         <w:rPr>
           <w:b/>
@@ -377,8 +576,189 @@
           <w:color w:val="000000"/>
           <w:lang w:val="fr-FR"/>
         </w:rPr>
-        <w:t>Về việc tạm đình chỉ việc thi hành quyết định</w:t>
-      </w:r>
+        <w:t>Về</w:t>
+      </w:r>
+      <w:proofErr w:type="spellEnd"/>
+      <w:r>
+        <w:rPr>
+          <w:b/>
+          <w:bCs/>
+          <w:color w:val="000000"/>
+          <w:lang w:val="fr-FR"/>
+        </w:rPr>
+        <w:t xml:space="preserve"> </w:t>
+      </w:r>
+      <w:proofErr w:type="spellStart"/>
+      <w:r>
+        <w:rPr>
+          <w:b/>
+          <w:bCs/>
+          <w:color w:val="000000"/>
+          <w:lang w:val="fr-FR"/>
+        </w:rPr>
+        <w:t>việc</w:t>
+      </w:r>
+      <w:proofErr w:type="spellEnd"/>
+      <w:r>
+        <w:rPr>
+          <w:b/>
+          <w:bCs/>
+          <w:color w:val="000000"/>
+          <w:lang w:val="fr-FR"/>
+        </w:rPr>
+        <w:t xml:space="preserve"> </w:t>
+      </w:r>
+      <w:proofErr w:type="spellStart"/>
+      <w:r>
+        <w:rPr>
+          <w:b/>
+          <w:bCs/>
+          <w:color w:val="000000"/>
+          <w:lang w:val="fr-FR"/>
+        </w:rPr>
+        <w:t>tạm</w:t>
+      </w:r>
+      <w:proofErr w:type="spellEnd"/>
+      <w:r>
+        <w:rPr>
+          <w:b/>
+          <w:bCs/>
+          <w:color w:val="000000"/>
+          <w:lang w:val="fr-FR"/>
+        </w:rPr>
+        <w:t xml:space="preserve"> </w:t>
+      </w:r>
+      <w:proofErr w:type="spellStart"/>
+      <w:r>
+        <w:rPr>
+          <w:b/>
+          <w:bCs/>
+          <w:color w:val="000000"/>
+          <w:lang w:val="fr-FR"/>
+        </w:rPr>
+        <w:t>đình</w:t>
+      </w:r>
+      <w:proofErr w:type="spellEnd"/>
+      <w:r>
+        <w:rPr>
+          <w:b/>
+          <w:bCs/>
+          <w:color w:val="000000"/>
+          <w:lang w:val="fr-FR"/>
+        </w:rPr>
+        <w:t xml:space="preserve"> </w:t>
+      </w:r>
+      <w:proofErr w:type="spellStart"/>
+      <w:r>
+        <w:rPr>
+          <w:b/>
+          <w:bCs/>
+          <w:color w:val="000000"/>
+          <w:lang w:val="fr-FR"/>
+        </w:rPr>
+        <w:t>chỉ</w:t>
+      </w:r>
+      <w:proofErr w:type="spellEnd"/>
+      <w:r>
+        <w:rPr>
+          <w:b/>
+          <w:bCs/>
+          <w:color w:val="000000"/>
+          <w:lang w:val="fr-FR"/>
+        </w:rPr>
+        <w:t xml:space="preserve"> </w:t>
+      </w:r>
+      <w:proofErr w:type="spellStart"/>
+      <w:r>
+        <w:rPr>
+          <w:b/>
+          <w:bCs/>
+          <w:color w:val="000000"/>
+          <w:lang w:val="fr-FR"/>
+        </w:rPr>
+        <w:t>việc</w:t>
+      </w:r>
+      <w:proofErr w:type="spellEnd"/>
+      <w:r>
+        <w:rPr>
+          <w:b/>
+          <w:bCs/>
+          <w:color w:val="000000"/>
+          <w:lang w:val="fr-FR"/>
+        </w:rPr>
+        <w:t xml:space="preserve"> </w:t>
+      </w:r>
+      <w:proofErr w:type="spellStart"/>
+      <w:r>
+        <w:rPr>
+          <w:b/>
+          <w:bCs/>
+          <w:color w:val="000000"/>
+          <w:lang w:val="fr-FR"/>
+        </w:rPr>
+        <w:t>thi</w:t>
+      </w:r>
+      <w:proofErr w:type="spellEnd"/>
+      <w:r>
+        <w:rPr>
+          <w:b/>
+          <w:bCs/>
+          <w:color w:val="000000"/>
+          <w:lang w:val="fr-FR"/>
+        </w:rPr>
+        <w:t xml:space="preserve"> </w:t>
+      </w:r>
+      <w:proofErr w:type="spellStart"/>
+      <w:r>
+        <w:rPr>
+          <w:b/>
+          <w:bCs/>
+          <w:color w:val="000000"/>
+          <w:lang w:val="fr-FR"/>
+        </w:rPr>
+        <w:t>hành</w:t>
+      </w:r>
+      <w:proofErr w:type="spellEnd"/>
+      <w:r>
+        <w:rPr>
+          <w:b/>
+          <w:bCs/>
+          <w:color w:val="000000"/>
+          <w:lang w:val="fr-FR"/>
+        </w:rPr>
+        <w:t xml:space="preserve"> </w:t>
+      </w:r>
+      <w:proofErr w:type="spellStart"/>
+      <w:r>
+        <w:rPr>
+          <w:b/>
+          <w:bCs/>
+          <w:color w:val="000000"/>
+          <w:lang w:val="fr-FR"/>
+        </w:rPr>
+        <w:t>quyết</w:t>
+      </w:r>
+      <w:proofErr w:type="spellEnd"/>
+      <w:r>
+        <w:rPr>
+          <w:b/>
+          <w:bCs/>
+          <w:color w:val="000000"/>
+          <w:lang w:val="fr-FR"/>
+        </w:rPr>
+        <w:t xml:space="preserve"> </w:t>
+      </w:r>
+      <w:proofErr w:type="spellStart"/>
+      <w:r>
+        <w:rPr>
+          <w:b/>
+          <w:bCs/>
+          <w:color w:val="000000"/>
+          <w:lang w:val="fr-FR"/>
+        </w:rPr>
+        <w:t>định</w:t>
+      </w:r>
+      <w:proofErr w:type="spellEnd"/>
       <w:r>
         <w:rPr>
           <w:b/>
@@ -386,7 +766,27 @@
           <w:spacing w:val="10"/>
           <w:lang w:val="fr-FR"/>
         </w:rPr>
-        <w:t xml:space="preserve"> [[NgayQuyetDinh]]</w:t>
+        <w:t xml:space="preserve"> [[</w:t>
+      </w:r>
+      <w:proofErr w:type="spellStart"/>
+      <w:r>
+        <w:rPr>
+          <w:b/>
+          <w:color w:val="000000"/>
+          <w:spacing w:val="10"/>
+          <w:lang w:val="fr-FR"/>
+        </w:rPr>
+        <w:t>NgayQuyetDinh</w:t>
+      </w:r>
+      <w:proofErr w:type="spellEnd"/>
+      <w:r>
+        <w:rPr>
+          <w:b/>
+          <w:color w:val="000000"/>
+          <w:spacing w:val="10"/>
+          <w:lang w:val="fr-FR"/>
+        </w:rPr>
+        <w:t>]]</w:t>
       </w:r>
     </w:p>
     <w:p>
@@ -468,7 +868,7 @@
               </wp:anchor>
             </w:drawing>
           </mc:Choice>
-          <mc:Fallback xmlns:w16sdtfl="http://schemas.microsoft.com/office/word/2024/wordml/sdtformatlock" xmlns:w16sdtdh="http://schemas.microsoft.com/office/word/2020/wordml/sdtdatahash" xmlns:w16du="http://schemas.microsoft.com/office/word/2023/wordml/word16du" xmlns:w16="http://schemas.microsoft.com/office/word/2018/wordml" xmlns:w16cid="http://schemas.microsoft.com/office/word/2016/wordml/cid" xmlns:w16cex="http://schemas.microsoft.com/office/word/2018/wordml/cex" xmlns:oel="http://schemas.microsoft.com/office/2019/extlst" xmlns:am3d="http://schemas.microsoft.com/office/drawing/2017/model3d" xmlns:aink="http://schemas.microsoft.com/office/drawing/2016/ink" xmlns:cx8="http://schemas.microsoft.com/office/drawing/2016/5/14/chartex" xmlns:cx7="http://schemas.microsoft.com/office/drawing/2016/5/13/chartex" xmlns:cx6="http://schemas.microsoft.com/office/drawing/2016/5/12/chartex" xmlns:cx5="http://schemas.microsoft.com/office/drawing/2016/5/11/chartex" xmlns:cx4="http://schemas.microsoft.com/office/drawing/2016/5/10/chartex" xmlns:cx3="http://schemas.microsoft.com/office/drawing/2016/5/9/chartex" xmlns:cx2="http://schemas.microsoft.com/office/drawing/2015/10/21/chartex" xmlns:cx1="http://schemas.microsoft.com/office/drawing/2015/9/8/chartex">
+          <mc:Fallback xmlns:w16du="http://schemas.microsoft.com/office/word/2023/wordml/word16du" xmlns:w16sdtfl="http://schemas.microsoft.com/office/word/2024/wordml/sdtformatlock">
             <w:pict>
               <v:line w14:anchorId="2DE89B88" id="Line 188" o:spid="_x0000_s1026" style="position:absolute;z-index:251661824;visibility:visible;mso-wrap-style:square;mso-width-percent:0;mso-height-percent:0;mso-wrap-distance-left:9pt;mso-wrap-distance-top:0;mso-wrap-distance-right:9pt;mso-wrap-distance-bottom:0;mso-position-horizontal:absolute;mso-position-horizontal-relative:text;mso-position-vertical:absolute;mso-position-vertical-relative:text;mso-width-percent:0;mso-height-percent:0;mso-width-relative:page;mso-height-relative:page" from="185.75pt,4.7pt" to="269.75pt,4.7pt" o:gfxdata="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"/>
             </w:pict>
@@ -492,7 +892,27 @@
           <w:sz w:val="26"/>
           <w:szCs w:val="26"/>
         </w:rPr>
-        <w:t>[[ChucVuNguoiRaQD]]</w:t>
+        <w:t>[[</w:t>
+      </w:r>
+      <w:proofErr w:type="spellStart"/>
+      <w:r>
+        <w:rPr>
+          <w:b/>
+          <w:color w:val="000000"/>
+          <w:sz w:val="26"/>
+          <w:szCs w:val="26"/>
+        </w:rPr>
+        <w:t>ChucVuNguoiRaQD</w:t>
+      </w:r>
+      <w:proofErr w:type="spellEnd"/>
+      <w:r>
+        <w:rPr>
+          <w:b/>
+          <w:color w:val="000000"/>
+          <w:sz w:val="26"/>
+          <w:szCs w:val="26"/>
+        </w:rPr>
+        <w:t>]]</w:t>
       </w:r>
     </w:p>
     <w:p>
@@ -515,20 +935,102 @@
           <w:lang w:val="pt-BR"/>
         </w:rPr>
       </w:pPr>
+      <w:proofErr w:type="spellStart"/>
       <w:r>
         <w:rPr>
           <w:color w:val="000000"/>
           <w:lang w:val="fr-FR"/>
         </w:rPr>
-        <w:t xml:space="preserve">Căn cứ Luật khiếu nại </w:t>
+        <w:t>Căn</w:t>
+      </w:r>
+      <w:proofErr w:type="spellEnd"/>
+      <w:r>
+        <w:rPr>
+          <w:color w:val="000000"/>
+          <w:lang w:val="fr-FR"/>
+        </w:rPr>
+        <w:t xml:space="preserve"> </w:t>
+      </w:r>
+      <w:proofErr w:type="spellStart"/>
+      <w:r>
+        <w:rPr>
+          <w:color w:val="000000"/>
+          <w:lang w:val="fr-FR"/>
+        </w:rPr>
+        <w:t>cứ</w:t>
+      </w:r>
+      <w:proofErr w:type="spellEnd"/>
+      <w:r>
+        <w:rPr>
+          <w:color w:val="000000"/>
+          <w:lang w:val="fr-FR"/>
+        </w:rPr>
+        <w:t xml:space="preserve"> </w:t>
+      </w:r>
+      <w:proofErr w:type="spellStart"/>
+      <w:r>
+        <w:rPr>
+          <w:color w:val="000000"/>
+          <w:lang w:val="fr-FR"/>
+        </w:rPr>
+        <w:t>Luật</w:t>
+      </w:r>
+      <w:proofErr w:type="spellEnd"/>
+      <w:r>
+        <w:rPr>
+          <w:color w:val="000000"/>
+          <w:lang w:val="fr-FR"/>
+        </w:rPr>
+        <w:t xml:space="preserve"> </w:t>
+      </w:r>
+      <w:proofErr w:type="spellStart"/>
+      <w:r>
+        <w:rPr>
+          <w:color w:val="000000"/>
+          <w:lang w:val="fr-FR"/>
+        </w:rPr>
+        <w:t>khiếu</w:t>
+      </w:r>
+      <w:proofErr w:type="spellEnd"/>
+      <w:r>
+        <w:rPr>
+          <w:color w:val="000000"/>
+          <w:lang w:val="fr-FR"/>
+        </w:rPr>
+        <w:t xml:space="preserve"> </w:t>
+      </w:r>
+      <w:proofErr w:type="spellStart"/>
+      <w:r>
+        <w:rPr>
+          <w:color w:val="000000"/>
+          <w:lang w:val="fr-FR"/>
+        </w:rPr>
+        <w:t>nại</w:t>
+      </w:r>
+      <w:proofErr w:type="spellEnd"/>
+      <w:r>
+        <w:rPr>
+          <w:color w:val="000000"/>
+          <w:lang w:val="fr-FR"/>
+        </w:rPr>
+        <w:t xml:space="preserve"> </w:t>
       </w:r>
       <w:r>
         <w:rPr>
           <w:color w:val="000000"/>
           <w:lang w:val="pt-BR"/>
         </w:rPr>
-        <w:t>11/11/2011;</w:t>
-      </w:r>
+        <w:t>11/11/</w:t>
+      </w:r>
+      <w:proofErr w:type="gramStart"/>
+      <w:r>
+        <w:rPr>
+          <w:color w:val="000000"/>
+          <w:lang w:val="pt-BR"/>
+        </w:rPr>
+        <w:t>2011;</w:t>
+      </w:r>
+      <w:proofErr w:type="gramEnd"/>
     </w:p>
     <w:p>
       <w:pPr>
@@ -537,18 +1039,52 @@
           <w:color w:val="000000"/>
         </w:rPr>
       </w:pPr>
-      <w:r>
-        <w:rPr>
-          <w:color w:val="000000"/>
-        </w:rPr>
-        <w:t>Căn cứ [[VanBanCanCu]];</w:t>
+      <w:proofErr w:type="spellStart"/>
+      <w:r>
+        <w:rPr>
+          <w:color w:val="000000"/>
+        </w:rPr>
+        <w:t>Căn</w:t>
+      </w:r>
+      <w:proofErr w:type="spellEnd"/>
+      <w:r>
+        <w:rPr>
+          <w:color w:val="000000"/>
+        </w:rPr>
+        <w:t xml:space="preserve"> </w:t>
+      </w:r>
+      <w:proofErr w:type="spellStart"/>
+      <w:r>
+        <w:rPr>
+          <w:color w:val="000000"/>
+        </w:rPr>
+        <w:t>cứ</w:t>
+      </w:r>
+      <w:proofErr w:type="spellEnd"/>
+      <w:r>
+        <w:rPr>
+          <w:color w:val="000000"/>
+        </w:rPr>
+        <w:t xml:space="preserve"> [[</w:t>
+      </w:r>
+      <w:proofErr w:type="spellStart"/>
+      <w:r>
+        <w:rPr>
+          <w:color w:val="000000"/>
+        </w:rPr>
+        <w:t>VanBanCanCu</w:t>
+      </w:r>
+      <w:proofErr w:type="spellEnd"/>
+      <w:r>
+        <w:rPr>
+          <w:color w:val="000000"/>
+        </w:rPr>
+        <w:t>]];</w:t>
       </w:r>
     </w:p>
     <w:p>
       <w:pPr>
-        <w:keepNext/>
         <w:ind w:firstLine="720"/>
-        <w:outlineLvl w:val="0"/>
         <w:rPr>
           <w:b/>
           <w:bCs/>
@@ -563,14 +1099,76 @@
           <w:color w:val="000000"/>
           <w:spacing w:val="2"/>
         </w:rPr>
-        <w:t>Theo đề nghị của [[NguoiDeNghiDinhChi]];</w:t>
+        <w:t xml:space="preserve">Theo </w:t>
+      </w:r>
+      <w:proofErr w:type="spellStart"/>
+      <w:r>
+        <w:rPr>
+          <w:color w:val="000000"/>
+          <w:spacing w:val="2"/>
+        </w:rPr>
+        <w:t>đề</w:t>
+      </w:r>
+      <w:proofErr w:type="spellEnd"/>
+      <w:r>
+        <w:rPr>
+          <w:color w:val="000000"/>
+          <w:spacing w:val="2"/>
+        </w:rPr>
+        <w:t xml:space="preserve"> </w:t>
+      </w:r>
+      <w:proofErr w:type="spellStart"/>
+      <w:r>
+        <w:rPr>
+          <w:color w:val="000000"/>
+          <w:spacing w:val="2"/>
+        </w:rPr>
+        <w:t>nghị</w:t>
+      </w:r>
+      <w:proofErr w:type="spellEnd"/>
+      <w:r>
+        <w:rPr>
+          <w:color w:val="000000"/>
+          <w:spacing w:val="2"/>
+        </w:rPr>
+        <w:t xml:space="preserve"> </w:t>
+      </w:r>
+      <w:proofErr w:type="spellStart"/>
+      <w:r>
+        <w:rPr>
+          <w:color w:val="000000"/>
+          <w:spacing w:val="2"/>
+        </w:rPr>
+        <w:t>của</w:t>
+      </w:r>
+      <w:proofErr w:type="spellEnd"/>
+      <w:r>
+        <w:rPr>
+          <w:color w:val="000000"/>
+          <w:spacing w:val="2"/>
+        </w:rPr>
+        <w:t xml:space="preserve"> [[</w:t>
+      </w:r>
+      <w:proofErr w:type="spellStart"/>
+      <w:r>
+        <w:rPr>
+          <w:color w:val="000000"/>
+          <w:spacing w:val="2"/>
+        </w:rPr>
+        <w:t>NguoiDeNghiDinhChi</w:t>
+      </w:r>
+      <w:proofErr w:type="spellEnd"/>
+      <w:r>
+        <w:rPr>
+          <w:color w:val="000000"/>
+          <w:spacing w:val="2"/>
+        </w:rPr>
+        <w:t>]];</w:t>
       </w:r>
     </w:p>
     <w:p>
       <w:pPr>
-        <w:keepNext/>
         <w:jc w:val="center"/>
-        <w:outlineLvl w:val="0"/>
         <w:rPr>
           <w:b/>
           <w:bCs/>
@@ -589,8 +1187,21 @@
           <w:szCs w:val="26"/>
           <w:lang w:val="fr-FR"/>
         </w:rPr>
-        <w:t>QUYẾT ĐỊNH:</w:t>
-      </w:r>
+        <w:t xml:space="preserve">QUYẾT </w:t>
+      </w:r>
+      <w:proofErr w:type="gramStart"/>
+      <w:r>
+        <w:rPr>
+          <w:b/>
+          <w:bCs/>
+          <w:color w:val="000000"/>
+          <w:sz w:val="26"/>
+          <w:szCs w:val="26"/>
+          <w:lang w:val="fr-FR"/>
+        </w:rPr>
+        <w:t>ĐỊNH:</w:t>
+      </w:r>
+      <w:proofErr w:type="gramEnd"/>
     </w:p>
     <w:p>
       <w:pPr>
@@ -615,6 +1226,7 @@
           <w:lang w:val="fr-FR"/>
         </w:rPr>
       </w:pPr>
+      <w:proofErr w:type="spellStart"/>
       <w:r>
         <w:rPr>
           <w:b/>
@@ -623,15 +1235,216 @@
           <w:spacing w:val="10"/>
           <w:lang w:val="fr-FR"/>
         </w:rPr>
-        <w:t xml:space="preserve">Điều 1. </w:t>
-      </w:r>
-      <w:r>
-        <w:rPr>
+        <w:t>Điều</w:t>
+      </w:r>
+      <w:proofErr w:type="spellEnd"/>
+      <w:r>
+        <w:rPr>
+          <w:b/>
           <w:bCs/>
           <w:color w:val="000000"/>
           <w:spacing w:val="10"/>
-        </w:rPr>
-        <w:t>Tạm đình chỉ việc thi hành Quyết định [[ThongTinQDThuHien]] của [[CoQuanBanHanhQD]]</w:t>
+          <w:lang w:val="fr-FR"/>
+        </w:rPr>
+        <w:t xml:space="preserve"> 1. </w:t>
+      </w:r>
+      <w:proofErr w:type="spellStart"/>
+      <w:r>
+        <w:rPr>
+          <w:bCs/>
+          <w:color w:val="000000"/>
+          <w:spacing w:val="10"/>
+        </w:rPr>
+        <w:t>Tạm</w:t>
+      </w:r>
+      <w:proofErr w:type="spellEnd"/>
+      <w:r>
+        <w:rPr>
+          <w:bCs/>
+          <w:color w:val="000000"/>
+          <w:spacing w:val="10"/>
+        </w:rPr>
+        <w:t xml:space="preserve"> </w:t>
+      </w:r>
+      <w:proofErr w:type="spellStart"/>
+      <w:r>
+        <w:rPr>
+          <w:bCs/>
+          <w:color w:val="000000"/>
+          <w:spacing w:val="10"/>
+        </w:rPr>
+        <w:t>đình</w:t>
+      </w:r>
+      <w:proofErr w:type="spellEnd"/>
+      <w:r>
+        <w:rPr>
+          <w:bCs/>
+          <w:color w:val="000000"/>
+          <w:spacing w:val="10"/>
+        </w:rPr>
+        <w:t xml:space="preserve"> </w:t>
+      </w:r>
+      <w:proofErr w:type="spellStart"/>
+      <w:r>
+        <w:rPr>
+          <w:bCs/>
+          <w:color w:val="000000"/>
+          <w:spacing w:val="10"/>
+        </w:rPr>
+        <w:t>chỉ</w:t>
+      </w:r>
+      <w:proofErr w:type="spellEnd"/>
+      <w:r>
+        <w:rPr>
+          <w:bCs/>
+          <w:color w:val="000000"/>
+          <w:spacing w:val="10"/>
+        </w:rPr>
+        <w:t xml:space="preserve"> </w:t>
+      </w:r>
+      <w:proofErr w:type="spellStart"/>
+      <w:r>
+        <w:rPr>
+          <w:bCs/>
+          <w:color w:val="000000"/>
+          <w:spacing w:val="10"/>
+        </w:rPr>
+        <w:t>việc</w:t>
+      </w:r>
+      <w:proofErr w:type="spellEnd"/>
+      <w:r>
+        <w:rPr>
+          <w:bCs/>
+          <w:color w:val="000000"/>
+          <w:spacing w:val="10"/>
+        </w:rPr>
+        <w:t xml:space="preserve"> </w:t>
+      </w:r>
+      <w:proofErr w:type="spellStart"/>
+      <w:r>
+        <w:rPr>
+          <w:bCs/>
+          <w:color w:val="000000"/>
+          <w:spacing w:val="10"/>
+        </w:rPr>
+        <w:t>thi</w:t>
+      </w:r>
+      <w:proofErr w:type="spellEnd"/>
+      <w:r>
+        <w:rPr>
+          <w:bCs/>
+          <w:color w:val="000000"/>
+          <w:spacing w:val="10"/>
+        </w:rPr>
+        <w:t xml:space="preserve"> </w:t>
+      </w:r>
+      <w:proofErr w:type="spellStart"/>
+      <w:r>
+        <w:rPr>
+          <w:bCs/>
+          <w:color w:val="000000"/>
+          <w:spacing w:val="10"/>
+        </w:rPr>
+        <w:t>hành</w:t>
+      </w:r>
+      <w:proofErr w:type="spellEnd"/>
+      <w:r>
+        <w:rPr>
+          <w:bCs/>
+          <w:color w:val="000000"/>
+          <w:spacing w:val="10"/>
+        </w:rPr>
+        <w:t xml:space="preserve"> </w:t>
+      </w:r>
+      <w:proofErr w:type="spellStart"/>
+      <w:r>
+        <w:rPr>
+          <w:bCs/>
+          <w:color w:val="000000"/>
+          <w:spacing w:val="10"/>
+        </w:rPr>
+        <w:t>Quyết</w:t>
+      </w:r>
+      <w:proofErr w:type="spellEnd"/>
+      <w:r>
+        <w:rPr>
+          <w:bCs/>
+          <w:color w:val="000000"/>
+          <w:spacing w:val="10"/>
+        </w:rPr>
+        <w:t xml:space="preserve"> </w:t>
+      </w:r>
+      <w:proofErr w:type="spellStart"/>
+      <w:r>
+        <w:rPr>
+          <w:bCs/>
+          <w:color w:val="000000"/>
+          <w:spacing w:val="10"/>
+        </w:rPr>
+        <w:t>định</w:t>
+      </w:r>
+      <w:proofErr w:type="spellEnd"/>
+      <w:r>
+        <w:rPr>
+          <w:bCs/>
+          <w:color w:val="000000"/>
+          <w:spacing w:val="10"/>
+        </w:rPr>
+        <w:t xml:space="preserve"> [[</w:t>
+      </w:r>
+      <w:proofErr w:type="spellStart"/>
+      <w:r>
+        <w:rPr>
+          <w:bCs/>
+          <w:color w:val="000000"/>
+          <w:spacing w:val="10"/>
+        </w:rPr>
+        <w:t>ThongTinQDThuHien</w:t>
+      </w:r>
+      <w:proofErr w:type="spellEnd"/>
+      <w:r>
+        <w:rPr>
+          <w:bCs/>
+          <w:color w:val="000000"/>
+          <w:spacing w:val="10"/>
+        </w:rPr>
+        <w:t xml:space="preserve">]] </w:t>
+      </w:r>
+      <w:proofErr w:type="spellStart"/>
+      <w:r>
+        <w:rPr>
+          <w:bCs/>
+          <w:color w:val="000000"/>
+          <w:spacing w:val="10"/>
+        </w:rPr>
+        <w:t>của</w:t>
+      </w:r>
+      <w:proofErr w:type="spellEnd"/>
+      <w:r>
+        <w:rPr>
+          <w:bCs/>
+          <w:color w:val="000000"/>
+          <w:spacing w:val="10"/>
+        </w:rPr>
+        <w:t xml:space="preserve"> [[</w:t>
+      </w:r>
+      <w:proofErr w:type="spellStart"/>
+      <w:r>
+        <w:rPr>
+          <w:bCs/>
+          <w:color w:val="000000"/>
+          <w:spacing w:val="10"/>
+        </w:rPr>
+        <w:t>CoQuanBanHanhQD</w:t>
+      </w:r>
+      <w:proofErr w:type="spellEnd"/>
+      <w:r>
+        <w:rPr>
+          <w:bCs/>
+          <w:color w:val="000000"/>
+          <w:spacing w:val="10"/>
+        </w:rPr>
+        <w:t>]]</w:t>
       </w:r>
     </w:p>
     <w:p>
@@ -643,21 +1456,78 @@
           <w:lang w:val="fr-FR"/>
         </w:rPr>
       </w:pPr>
+      <w:proofErr w:type="spellStart"/>
       <w:r>
         <w:rPr>
           <w:color w:val="000000"/>
           <w:lang w:val="fr-FR"/>
         </w:rPr>
-        <w:t>Lý do đình chỉ:</w:t>
-      </w:r>
-      <w:r>
+        <w:t>Lý</w:t>
+      </w:r>
+      <w:proofErr w:type="spellEnd"/>
+      <w:r>
+        <w:rPr>
+          <w:color w:val="000000"/>
+          <w:lang w:val="fr-FR"/>
+        </w:rPr>
+        <w:t xml:space="preserve"> do </w:t>
+      </w:r>
+      <w:proofErr w:type="spellStart"/>
+      <w:r>
+        <w:rPr>
+          <w:color w:val="000000"/>
+          <w:lang w:val="fr-FR"/>
+        </w:rPr>
+        <w:t>đình</w:t>
+      </w:r>
+      <w:proofErr w:type="spellEnd"/>
+      <w:r>
+        <w:rPr>
+          <w:color w:val="000000"/>
+          <w:lang w:val="fr-FR"/>
+        </w:rPr>
         <w:t xml:space="preserve"> </w:t>
       </w:r>
-      <w:r>
-        <w:rPr>
-          <w:color w:val="000000"/>
-        </w:rPr>
-        <w:t>[[LyDoDinhChi]]</w:t>
+      <w:proofErr w:type="spellStart"/>
+      <w:proofErr w:type="gramStart"/>
+      <w:r>
+        <w:rPr>
+          <w:color w:val="000000"/>
+          <w:lang w:val="fr-FR"/>
+        </w:rPr>
+        <w:t>chỉ</w:t>
+      </w:r>
+      <w:proofErr w:type="spellEnd"/>
+      <w:r>
+        <w:rPr>
+          <w:color w:val="000000"/>
+          <w:lang w:val="fr-FR"/>
+        </w:rPr>
+        <w:t>:</w:t>
+      </w:r>
+      <w:proofErr w:type="gramEnd"/>
+      <w:r>
+        <w:t xml:space="preserve"> </w:t>
+      </w:r>
+      <w:r>
+        <w:rPr>
+          <w:color w:val="000000"/>
+        </w:rPr>
+        <w:t>[[</w:t>
+      </w:r>
+      <w:proofErr w:type="spellStart"/>
+      <w:r>
+        <w:rPr>
+          <w:color w:val="000000"/>
+        </w:rPr>
+        <w:t>LyDoDinhChi</w:t>
+      </w:r>
+      <w:proofErr w:type="spellEnd"/>
+      <w:r>
+        <w:rPr>
+          <w:color w:val="000000"/>
+        </w:rPr>
+        <w:t>]]</w:t>
       </w:r>
     </w:p>
     <w:p>
@@ -670,18 +1540,365 @@
           <w:lang w:val="fr-FR"/>
         </w:rPr>
       </w:pPr>
+      <w:proofErr w:type="spellStart"/>
       <w:r>
         <w:rPr>
           <w:color w:val="000000"/>
           <w:lang w:val="fr-FR"/>
         </w:rPr>
-        <w:t xml:space="preserve">Thời gian tạm đình chỉ </w:t>
-      </w:r>
-      <w:r>
-        <w:rPr>
-          <w:color w:val="000000"/>
-        </w:rPr>
-        <w:t>kể từ [[GioBatDau]] giờ ngày [[NgayBatDau]] đến ngày [[NgayKetThuc]] hoặc đến khi có quyết định hủy bỏ Quyết định này.</w:t>
+        <w:t>Thời</w:t>
+      </w:r>
+      <w:proofErr w:type="spellEnd"/>
+      <w:r>
+        <w:rPr>
+          <w:color w:val="000000"/>
+          <w:lang w:val="fr-FR"/>
+        </w:rPr>
+        <w:t xml:space="preserve"> </w:t>
+      </w:r>
+      <w:proofErr w:type="spellStart"/>
+      <w:r>
+        <w:rPr>
+          <w:color w:val="000000"/>
+          <w:lang w:val="fr-FR"/>
+        </w:rPr>
+        <w:t>gian</w:t>
+      </w:r>
+      <w:proofErr w:type="spellEnd"/>
+      <w:r>
+        <w:rPr>
+          <w:color w:val="000000"/>
+          <w:lang w:val="fr-FR"/>
+        </w:rPr>
+        <w:t xml:space="preserve"> </w:t>
+      </w:r>
+      <w:proofErr w:type="spellStart"/>
+      <w:r>
+        <w:rPr>
+          <w:color w:val="000000"/>
+          <w:lang w:val="fr-FR"/>
+        </w:rPr>
+        <w:t>tạm</w:t>
+      </w:r>
+      <w:proofErr w:type="spellEnd"/>
+      <w:r>
+        <w:rPr>
+          <w:color w:val="000000"/>
+          <w:lang w:val="fr-FR"/>
+        </w:rPr>
+        <w:t xml:space="preserve"> </w:t>
+      </w:r>
+      <w:proofErr w:type="spellStart"/>
+      <w:r>
+        <w:rPr>
+          <w:color w:val="000000"/>
+          <w:lang w:val="fr-FR"/>
+        </w:rPr>
+        <w:t>đình</w:t>
+      </w:r>
+      <w:proofErr w:type="spellEnd"/>
+      <w:r>
+        <w:rPr>
+          <w:color w:val="000000"/>
+          <w:lang w:val="fr-FR"/>
+        </w:rPr>
+        <w:t xml:space="preserve"> </w:t>
+      </w:r>
+      <w:proofErr w:type="spellStart"/>
+      <w:r>
+        <w:rPr>
+          <w:color w:val="000000"/>
+          <w:lang w:val="fr-FR"/>
+        </w:rPr>
+        <w:t>chỉ</w:t>
+      </w:r>
+      <w:proofErr w:type="spellEnd"/>
+      <w:r>
+        <w:rPr>
+          <w:color w:val="000000"/>
+          <w:lang w:val="fr-FR"/>
+        </w:rPr>
+        <w:t xml:space="preserve"> </w:t>
+      </w:r>
+      <w:proofErr w:type="spellStart"/>
+      <w:r>
+        <w:rPr>
+          <w:color w:val="000000"/>
+        </w:rPr>
+        <w:t>kể</w:t>
+      </w:r>
+      <w:proofErr w:type="spellEnd"/>
+      <w:r>
+        <w:rPr>
+          <w:color w:val="000000"/>
+        </w:rPr>
+        <w:t xml:space="preserve"> </w:t>
+      </w:r>
+      <w:proofErr w:type="spellStart"/>
+      <w:r>
+        <w:rPr>
+          <w:color w:val="000000"/>
+        </w:rPr>
+        <w:t>từ</w:t>
+      </w:r>
+      <w:proofErr w:type="spellEnd"/>
+      <w:r>
+        <w:rPr>
+          <w:color w:val="000000"/>
+        </w:rPr>
+        <w:t xml:space="preserve"> [[</w:t>
+      </w:r>
+      <w:proofErr w:type="spellStart"/>
+      <w:r>
+        <w:rPr>
+          <w:color w:val="000000"/>
+        </w:rPr>
+        <w:t>GioBatDau</w:t>
+      </w:r>
+      <w:proofErr w:type="spellEnd"/>
+      <w:r>
+        <w:rPr>
+          <w:color w:val="000000"/>
+        </w:rPr>
+        <w:t xml:space="preserve">]] </w:t>
+      </w:r>
+      <w:proofErr w:type="spellStart"/>
+      <w:r>
+        <w:rPr>
+          <w:color w:val="000000"/>
+        </w:rPr>
+        <w:t>giờ</w:t>
+      </w:r>
+      <w:proofErr w:type="spellEnd"/>
+      <w:r>
+        <w:rPr>
+          <w:color w:val="000000"/>
+        </w:rPr>
+        <w:t xml:space="preserve"> </w:t>
+      </w:r>
+      <w:proofErr w:type="spellStart"/>
+      <w:r>
+        <w:rPr>
+          <w:color w:val="000000"/>
+        </w:rPr>
+        <w:t>ngày</w:t>
+      </w:r>
+      <w:proofErr w:type="spellEnd"/>
+      <w:r>
+        <w:rPr>
+          <w:color w:val="000000"/>
+        </w:rPr>
+        <w:t xml:space="preserve"> [[</w:t>
+      </w:r>
+      <w:proofErr w:type="spellStart"/>
+      <w:r>
+        <w:rPr>
+          <w:color w:val="000000"/>
+        </w:rPr>
+        <w:t>NgayBatDau</w:t>
+      </w:r>
+      <w:proofErr w:type="spellEnd"/>
+      <w:r>
+        <w:rPr>
+          <w:color w:val="000000"/>
+        </w:rPr>
+        <w:t xml:space="preserve">]] </w:t>
+      </w:r>
+      <w:proofErr w:type="spellStart"/>
+      <w:r>
+        <w:rPr>
+          <w:color w:val="000000"/>
+        </w:rPr>
+        <w:t>đến</w:t>
+      </w:r>
+      <w:proofErr w:type="spellEnd"/>
+      <w:r>
+        <w:rPr>
+          <w:color w:val="000000"/>
+        </w:rPr>
+        <w:t xml:space="preserve"> </w:t>
+      </w:r>
+      <w:proofErr w:type="spellStart"/>
+      <w:r>
+        <w:rPr>
+          <w:color w:val="000000"/>
+        </w:rPr>
+        <w:t>ngày</w:t>
+      </w:r>
+      <w:proofErr w:type="spellEnd"/>
+      <w:r>
+        <w:rPr>
+          <w:color w:val="000000"/>
+        </w:rPr>
+        <w:t xml:space="preserve"> [[</w:t>
+      </w:r>
+      <w:proofErr w:type="spellStart"/>
+      <w:r>
+        <w:rPr>
+          <w:color w:val="000000"/>
+        </w:rPr>
+        <w:t>NgayKetThuc</w:t>
+      </w:r>
+      <w:proofErr w:type="spellEnd"/>
+      <w:r>
+        <w:rPr>
+          <w:color w:val="000000"/>
+        </w:rPr>
+        <w:t xml:space="preserve">]] </w:t>
+      </w:r>
+      <w:proofErr w:type="spellStart"/>
+      <w:r>
+        <w:rPr>
+          <w:color w:val="000000"/>
+        </w:rPr>
+        <w:t>hoặc</w:t>
+      </w:r>
+      <w:proofErr w:type="spellEnd"/>
+      <w:r>
+        <w:rPr>
+          <w:color w:val="000000"/>
+        </w:rPr>
+        <w:t xml:space="preserve"> </w:t>
+      </w:r>
+      <w:proofErr w:type="spellStart"/>
+      <w:r>
+        <w:rPr>
+          <w:color w:val="000000"/>
+        </w:rPr>
+        <w:t>đến</w:t>
+      </w:r>
+      <w:proofErr w:type="spellEnd"/>
+      <w:r>
+        <w:rPr>
+          <w:color w:val="000000"/>
+        </w:rPr>
+        <w:t xml:space="preserve"> </w:t>
+      </w:r>
+      <w:proofErr w:type="spellStart"/>
+      <w:r>
+        <w:rPr>
+          <w:color w:val="000000"/>
+        </w:rPr>
+        <w:t>khi</w:t>
+      </w:r>
+      <w:proofErr w:type="spellEnd"/>
+      <w:r>
+        <w:rPr>
+          <w:color w:val="000000"/>
+        </w:rPr>
+        <w:t xml:space="preserve"> </w:t>
+      </w:r>
+      <w:proofErr w:type="spellStart"/>
+      <w:r>
+        <w:rPr>
+          <w:color w:val="000000"/>
+        </w:rPr>
+        <w:t>có</w:t>
+      </w:r>
+      <w:proofErr w:type="spellEnd"/>
+      <w:r>
+        <w:rPr>
+          <w:color w:val="000000"/>
+        </w:rPr>
+        <w:t xml:space="preserve"> </w:t>
+      </w:r>
+      <w:proofErr w:type="spellStart"/>
+      <w:r>
+        <w:rPr>
+          <w:color w:val="000000"/>
+        </w:rPr>
+        <w:t>quyết</w:t>
+      </w:r>
+      <w:proofErr w:type="spellEnd"/>
+      <w:r>
+        <w:rPr>
+          <w:color w:val="000000"/>
+        </w:rPr>
+        <w:t xml:space="preserve"> </w:t>
+      </w:r>
+      <w:proofErr w:type="spellStart"/>
+      <w:r>
+        <w:rPr>
+          <w:color w:val="000000"/>
+        </w:rPr>
+        <w:t>định</w:t>
+      </w:r>
+      <w:proofErr w:type="spellEnd"/>
+      <w:r>
+        <w:rPr>
+          <w:color w:val="000000"/>
+        </w:rPr>
+        <w:t xml:space="preserve"> </w:t>
+      </w:r>
+      <w:proofErr w:type="spellStart"/>
+      <w:r>
+        <w:rPr>
+          <w:color w:val="000000"/>
+        </w:rPr>
+        <w:t>hủy</w:t>
+      </w:r>
+      <w:proofErr w:type="spellEnd"/>
+      <w:r>
+        <w:rPr>
+          <w:color w:val="000000"/>
+        </w:rPr>
+        <w:t xml:space="preserve"> </w:t>
+      </w:r>
+      <w:proofErr w:type="spellStart"/>
+      <w:r>
+        <w:rPr>
+          <w:color w:val="000000"/>
+        </w:rPr>
+        <w:t>bỏ</w:t>
+      </w:r>
+      <w:proofErr w:type="spellEnd"/>
+      <w:r>
+        <w:rPr>
+          <w:color w:val="000000"/>
+        </w:rPr>
+        <w:t xml:space="preserve"> </w:t>
+      </w:r>
+      <w:proofErr w:type="spellStart"/>
+      <w:r>
+        <w:rPr>
+          <w:color w:val="000000"/>
+        </w:rPr>
+        <w:t>Quyết</w:t>
+      </w:r>
+      <w:proofErr w:type="spellEnd"/>
+      <w:r>
+        <w:rPr>
+          <w:color w:val="000000"/>
+        </w:rPr>
+        <w:t xml:space="preserve"> </w:t>
+      </w:r>
+      <w:proofErr w:type="spellStart"/>
+      <w:r>
+        <w:rPr>
+          <w:color w:val="000000"/>
+        </w:rPr>
+        <w:t>định</w:t>
+      </w:r>
+      <w:proofErr w:type="spellEnd"/>
+      <w:r>
+        <w:rPr>
+          <w:color w:val="000000"/>
+        </w:rPr>
+        <w:t xml:space="preserve"> </w:t>
+      </w:r>
+      <w:proofErr w:type="spellStart"/>
+      <w:r>
+        <w:rPr>
+          <w:color w:val="000000"/>
+        </w:rPr>
+        <w:t>này</w:t>
+      </w:r>
+      <w:proofErr w:type="spellEnd"/>
+      <w:r>
+        <w:rPr>
+          <w:color w:val="000000"/>
+        </w:rPr>
+        <w:t>.</w:t>
       </w:r>
     </w:p>
     <w:p>
@@ -696,6 +1913,7 @@
           <w:lang w:val="fr-FR"/>
         </w:rPr>
       </w:pPr>
+      <w:proofErr w:type="spellStart"/>
       <w:r>
         <w:rPr>
           <w:b/>
@@ -703,7 +1921,17 @@
           <w:color w:val="000000"/>
           <w:lang w:val="fr-FR"/>
         </w:rPr>
-        <w:t>Điều 2.</w:t>
+        <w:t>Điều</w:t>
+      </w:r>
+      <w:proofErr w:type="spellEnd"/>
+      <w:r>
+        <w:rPr>
+          <w:b/>
+          <w:bCs/>
+          <w:color w:val="000000"/>
+          <w:lang w:val="fr-FR"/>
+        </w:rPr>
+        <w:t xml:space="preserve"> 2.</w:t>
       </w:r>
       <w:r>
         <w:rPr>
@@ -725,7 +1953,175 @@
         <w:rPr>
           <w:color w:val="000000"/>
         </w:rPr>
-        <w:t>[[CoQuanBiDinhChi]], [[CoQuanThiHanhQD]], và [[CoQuanLienQuan]] chịu trách nhiệm thi hành Quyết định này./.</w:t>
+        <w:t>[[</w:t>
+      </w:r>
+      <w:proofErr w:type="spellStart"/>
+      <w:r>
+        <w:rPr>
+          <w:color w:val="000000"/>
+        </w:rPr>
+        <w:t>CoQuanBiDinhChi</w:t>
+      </w:r>
+      <w:proofErr w:type="spellEnd"/>
+      <w:r>
+        <w:rPr>
+          <w:color w:val="000000"/>
+        </w:rPr>
+        <w:t>]], [[</w:t>
+      </w:r>
+      <w:proofErr w:type="spellStart"/>
+      <w:r>
+        <w:rPr>
+          <w:color w:val="000000"/>
+        </w:rPr>
+        <w:t>CoQuanThiHanhQD</w:t>
+      </w:r>
+      <w:proofErr w:type="spellEnd"/>
+      <w:r>
+        <w:rPr>
+          <w:color w:val="000000"/>
+        </w:rPr>
+        <w:t xml:space="preserve">]], </w:t>
+      </w:r>
+      <w:proofErr w:type="spellStart"/>
+      <w:r>
+        <w:rPr>
+          <w:color w:val="000000"/>
+        </w:rPr>
+        <w:t>và</w:t>
+      </w:r>
+      <w:proofErr w:type="spellEnd"/>
+      <w:r>
+        <w:rPr>
+          <w:color w:val="000000"/>
+        </w:rPr>
+        <w:t xml:space="preserve"> [[</w:t>
+      </w:r>
+      <w:proofErr w:type="spellStart"/>
+      <w:r>
+        <w:rPr>
+          <w:color w:val="000000"/>
+        </w:rPr>
+        <w:t>CoQuanLienQuan</w:t>
+      </w:r>
+      <w:proofErr w:type="spellEnd"/>
+      <w:r>
+        <w:rPr>
+          <w:color w:val="000000"/>
+        </w:rPr>
+        <w:t xml:space="preserve">]] </w:t>
+      </w:r>
+      <w:proofErr w:type="spellStart"/>
+      <w:r>
+        <w:rPr>
+          <w:color w:val="000000"/>
+        </w:rPr>
+        <w:t>chịu</w:t>
+      </w:r>
+      <w:proofErr w:type="spellEnd"/>
+      <w:r>
+        <w:rPr>
+          <w:color w:val="000000"/>
+        </w:rPr>
+        <w:t xml:space="preserve"> </w:t>
+      </w:r>
+      <w:proofErr w:type="spellStart"/>
+      <w:r>
+        <w:rPr>
+          <w:color w:val="000000"/>
+        </w:rPr>
+        <w:t>trách</w:t>
+      </w:r>
+      <w:proofErr w:type="spellEnd"/>
+      <w:r>
+        <w:rPr>
+          <w:color w:val="000000"/>
+        </w:rPr>
+        <w:t xml:space="preserve"> </w:t>
+      </w:r>
+      <w:proofErr w:type="spellStart"/>
+      <w:r>
+        <w:rPr>
+          <w:color w:val="000000"/>
+        </w:rPr>
+        <w:t>nhiệm</w:t>
+      </w:r>
+      <w:proofErr w:type="spellEnd"/>
+      <w:r>
+        <w:rPr>
+          <w:color w:val="000000"/>
+        </w:rPr>
+        <w:t xml:space="preserve"> </w:t>
+      </w:r>
+      <w:proofErr w:type="spellStart"/>
+      <w:r>
+        <w:rPr>
+          <w:color w:val="000000"/>
+        </w:rPr>
+        <w:t>thi</w:t>
+      </w:r>
+      <w:proofErr w:type="spellEnd"/>
+      <w:r>
+        <w:rPr>
+          <w:color w:val="000000"/>
+        </w:rPr>
+        <w:t xml:space="preserve"> </w:t>
+      </w:r>
+      <w:proofErr w:type="spellStart"/>
+      <w:r>
+        <w:rPr>
+          <w:color w:val="000000"/>
+        </w:rPr>
+        <w:t>hành</w:t>
+      </w:r>
+      <w:proofErr w:type="spellEnd"/>
+      <w:r>
+        <w:rPr>
+          <w:color w:val="000000"/>
+        </w:rPr>
+        <w:t xml:space="preserve"> </w:t>
+      </w:r>
+      <w:proofErr w:type="spellStart"/>
+      <w:r>
+        <w:rPr>
+          <w:color w:val="000000"/>
+        </w:rPr>
+        <w:t>Quyết</w:t>
+      </w:r>
+      <w:proofErr w:type="spellEnd"/>
+      <w:r>
+        <w:rPr>
+          <w:color w:val="000000"/>
+        </w:rPr>
+        <w:t xml:space="preserve"> </w:t>
+      </w:r>
+      <w:proofErr w:type="spellStart"/>
+      <w:r>
+        <w:rPr>
+          <w:color w:val="000000"/>
+        </w:rPr>
+        <w:t>định</w:t>
+      </w:r>
+      <w:proofErr w:type="spellEnd"/>
+      <w:r>
+        <w:rPr>
+          <w:color w:val="000000"/>
+        </w:rPr>
+        <w:t xml:space="preserve"> </w:t>
+      </w:r>
+      <w:proofErr w:type="spellStart"/>
+      <w:r>
+        <w:rPr>
+          <w:color w:val="000000"/>
+        </w:rPr>
+        <w:t>này</w:t>
+      </w:r>
+      <w:proofErr w:type="spellEnd"/>
+      <w:r>
+        <w:rPr>
+          <w:color w:val="000000"/>
+        </w:rPr>
+        <w:t>./.</w:t>
       </w:r>
     </w:p>
     <w:tbl>
@@ -801,8 +2197,59 @@
                 <w:szCs w:val="22"/>
                 <w:lang w:val="fr-FR"/>
               </w:rPr>
-              <w:t>- Như Điều 2;</w:t>
+              <w:t xml:space="preserve">- </w:t>
             </w:r>
+            <w:proofErr w:type="spellStart"/>
+            <w:r>
+              <w:rPr>
+                <w:color w:val="000000"/>
+                <w:sz w:val="22"/>
+                <w:szCs w:val="22"/>
+                <w:lang w:val="fr-FR"/>
+              </w:rPr>
+              <w:t>Như</w:t>
+            </w:r>
+            <w:proofErr w:type="spellEnd"/>
+            <w:r>
+              <w:rPr>
+                <w:color w:val="000000"/>
+                <w:sz w:val="22"/>
+                <w:szCs w:val="22"/>
+                <w:lang w:val="fr-FR"/>
+              </w:rPr>
+              <w:t xml:space="preserve"> </w:t>
+            </w:r>
+            <w:proofErr w:type="spellStart"/>
+            <w:r>
+              <w:rPr>
+                <w:color w:val="000000"/>
+                <w:sz w:val="22"/>
+                <w:szCs w:val="22"/>
+                <w:lang w:val="fr-FR"/>
+              </w:rPr>
+              <w:t>Điều</w:t>
+            </w:r>
+            <w:proofErr w:type="spellEnd"/>
+            <w:r>
+              <w:rPr>
+                <w:color w:val="000000"/>
+                <w:sz w:val="22"/>
+                <w:szCs w:val="22"/>
+                <w:lang w:val="fr-FR"/>
+              </w:rPr>
+              <w:t xml:space="preserve"> </w:t>
+            </w:r>
+            <w:proofErr w:type="gramStart"/>
+            <w:r>
+              <w:rPr>
+                <w:color w:val="000000"/>
+                <w:sz w:val="22"/>
+                <w:szCs w:val="22"/>
+                <w:lang w:val="fr-FR"/>
+              </w:rPr>
+              <w:t>2;</w:t>
+            </w:r>
+            <w:proofErr w:type="gramEnd"/>
           </w:p>
           <w:p>
             <w:pPr>
@@ -912,7 +2359,31 @@
                 <w:szCs w:val="26"/>
                 <w:lang w:val="fr-FR"/>
               </w:rPr>
-              <w:t>[[CVTTDVThucHien]]]]</w:t>
+              <w:t>[[</w:t>
+            </w:r>
+            <w:proofErr w:type="spellStart"/>
+            <w:r>
+              <w:rPr>
+                <w:b/>
+                <w:bCs/>
+                <w:color w:val="000000"/>
+                <w:sz w:val="26"/>
+                <w:szCs w:val="26"/>
+                <w:lang w:val="fr-FR"/>
+              </w:rPr>
+              <w:t>CVTTDVThucHien</w:t>
+            </w:r>
+            <w:proofErr w:type="spellEnd"/>
+            <w:r>
+              <w:rPr>
+                <w:b/>
+                <w:bCs/>
+                <w:color w:val="000000"/>
+                <w:sz w:val="26"/>
+                <w:szCs w:val="26"/>
+                <w:lang w:val="fr-FR"/>
+              </w:rPr>
+              <w:t>]]]]</w:t>
             </w:r>
           </w:p>
           <w:p>
@@ -1002,8 +2473,6 @@
           <w:lang w:val="fr-FR"/>
         </w:rPr>
       </w:pPr>
-      <w:bookmarkStart w:id="0" w:name="_GoBack"/>
-      <w:bookmarkEnd w:id="0"/>
     </w:p>
     <w:sectPr>
       <w:pgSz w:w="11907" w:h="16840" w:code="9"/>
@@ -1017,7 +2486,7 @@
 </file>
 
 <file path=word/endnotes.xml><?xml version="1.0" encoding="utf-8"?>
-<w:endnotes xmlns:wpc="http://schemas.microsoft.com/office/word/2010/wordprocessingCanvas" xmlns:cx="http://schemas.microsoft.com/office/drawing/2014/chartex" xmlns:mc="http://schemas.openxmlformats.org/markup-compatibility/2006" xmlns:o="urn:schemas-microsoft-com:office:office" xmlns:r="http://schemas.openxmlformats.org/officeDocument/2006/relationships" xmlns:m="http://schemas.openxmlformats.org/officeDocument/2006/math" xmlns:v="urn:schemas-microsoft-com:vml" xmlns:wp14="http://schemas.microsoft.com/office/word/2010/wordprocessingDrawing" xmlns:wp="http://schemas.openxmlformats.org/drawingml/2006/wordprocessingDrawing" xmlns:w10="urn:schemas-microsoft-com:office:word" xmlns:w="http://schemas.openxmlformats.org/wordprocessingml/2006/main" xmlns:w14="http://schemas.microsoft.com/office/word/2010/wordml" xmlns:w15="http://schemas.microsoft.com/office/word/2012/wordml" xmlns:w16se="http://schemas.microsoft.com/office/word/2015/wordml/symex" xmlns:wpg="http://schemas.microsoft.com/office/word/2010/wordprocessingGroup" xmlns:wpi="http://schemas.microsoft.com/office/word/2010/wordprocessingInk" xmlns:wne="http://schemas.microsoft.com/office/word/2006/wordml" xmlns:wps="http://schemas.microsoft.com/office/word/2010/wordprocessingShape" mc:Ignorable="w14 w15 w16se wp14">
+<w:endnotes xmlns:wpc="http://schemas.microsoft.com/office/word/2010/wordprocessingCanvas" xmlns:cx="http://schemas.microsoft.com/office/drawing/2014/chartex" xmlns:cx1="http://schemas.microsoft.com/office/drawing/2015/9/8/chartex" xmlns:cx2="http://schemas.microsoft.com/office/drawing/2015/10/21/chartex" xmlns:cx3="http://schemas.microsoft.com/office/drawing/2016/5/9/chartex" xmlns:cx4="http://schemas.microsoft.com/office/drawing/2016/5/10/chartex" xmlns:cx5="http://schemas.microsoft.com/office/drawing/2016/5/11/chartex" xmlns:cx6="http://schemas.microsoft.com/office/drawing/2016/5/12/chartex" xmlns:cx7="http://schemas.microsoft.com/office/drawing/2016/5/13/chartex" xmlns:cx8="http://schemas.microsoft.com/office/drawing/2016/5/14/chartex" xmlns:mc="http://schemas.openxmlformats.org/markup-compatibility/2006" xmlns:aink="http://schemas.microsoft.com/office/drawing/2016/ink" xmlns:am3d="http://schemas.microsoft.com/office/drawing/2017/model3d" xmlns:o="urn:schemas-microsoft-com:office:office" xmlns:oel="http://schemas.microsoft.com/office/2019/extlst" xmlns:r="http://schemas.openxmlformats.org/officeDocument/2006/relationships" xmlns:m="http://schemas.openxmlformats.org/officeDocument/2006/math" xmlns:v="urn:schemas-microsoft-com:vml" xmlns:wp14="http://schemas.microsoft.com/office/word/2010/wordprocessingDrawing" xmlns:wp="http://schemas.openxmlformats.org/drawingml/2006/wordprocessingDrawing" xmlns:w10="urn:schemas-microsoft-com:office:word" xmlns:w="http://schemas.openxmlformats.org/wordprocessingml/2006/main" xmlns:w14="http://schemas.microsoft.com/office/word/2010/wordml" xmlns:w15="http://schemas.microsoft.com/office/word/2012/wordml" xmlns:w16cex="http://schemas.microsoft.com/office/word/2018/wordml/cex" xmlns:w16cid="http://schemas.microsoft.com/office/word/2016/wordml/cid" xmlns:w16="http://schemas.microsoft.com/office/word/2018/wordml" xmlns:w16sdtdh="http://schemas.microsoft.com/office/word/2020/wordml/sdtdatahash" xmlns:w16se="http://schemas.microsoft.com/office/word/2015/wordml/symex" xmlns:wpg="http://schemas.microsoft.com/office/word/2010/wordprocessingGroup" xmlns:wpi="http://schemas.microsoft.com/office/word/2010/wordprocessingInk" xmlns:wne="http://schemas.microsoft.com/office/word/2006/wordml" xmlns:wps="http://schemas.microsoft.com/office/word/2010/wordprocessingShape" mc:Ignorable="w14 w15 w16se w16cid w16 w16cex w16sdtdh wp14">
   <w:endnote w:type="separator" w:id="-1">
     <w:p>
       <w:r>
@@ -1036,7 +2505,7 @@
 </file>
 
 <file path=word/footnotes.xml><?xml version="1.0" encoding="utf-8"?>
-<w:footnotes xmlns:wpc="http://schemas.microsoft.com/office/word/2010/wordprocessingCanvas" xmlns:cx="http://schemas.microsoft.com/office/drawing/2014/chartex" xmlns:mc="http://schemas.openxmlformats.org/markup-compatibility/2006" xmlns:o="urn:schemas-microsoft-com:office:office" xmlns:r="http://schemas.openxmlformats.org/officeDocument/2006/relationships" xmlns:m="http://schemas.openxmlformats.org/officeDocument/2006/math" xmlns:v="urn:schemas-microsoft-com:vml" xmlns:wp14="http://schemas.microsoft.com/office/word/2010/wordprocessingDrawing" xmlns:wp="http://schemas.openxmlformats.org/drawingml/2006/wordprocessingDrawing" xmlns:w10="urn:schemas-microsoft-com:office:word" xmlns:w="http://schemas.openxmlformats.org/wordprocessingml/2006/main" xmlns:w14="http://schemas.microsoft.com/office/word/2010/wordml" xmlns:w15="http://schemas.microsoft.com/office/word/2012/wordml" xmlns:w16se="http://schemas.microsoft.com/office/word/2015/wordml/symex" xmlns:wpg="http://schemas.microsoft.com/office/word/2010/wordprocessingGroup" xmlns:wpi="http://schemas.microsoft.com/office/word/2010/wordprocessingInk" xmlns:wne="http://schemas.microsoft.com/office/word/2006/wordml" xmlns:wps="http://schemas.microsoft.com/office/word/2010/wordprocessingShape" mc:Ignorable="w14 w15 w16se wp14">
+<w:footnotes xmlns:wpc="http://schemas.microsoft.com/office/word/2010/wordprocessingCanvas" xmlns:cx="http://schemas.microsoft.com/office/drawing/2014/chartex" xmlns:cx1="http://schemas.microsoft.com/office/drawing/2015/9/8/chartex" xmlns:cx2="http://schemas.microsoft.com/office/drawing/2015/10/21/chartex" xmlns:cx3="http://schemas.microsoft.com/office/drawing/2016/5/9/chartex" xmlns:cx4="http://schemas.microsoft.com/office/drawing/2016/5/10/chartex" xmlns:cx5="http://schemas.microsoft.com/office/drawing/2016/5/11/chartex" xmlns:cx6="http://schemas.microsoft.com/office/drawing/2016/5/12/chartex" xmlns:cx7="http://schemas.microsoft.com/office/drawing/2016/5/13/chartex" xmlns:cx8="http://schemas.microsoft.com/office/drawing/2016/5/14/chartex" xmlns:mc="http://schemas.openxmlformats.org/markup-compatibility/2006" xmlns:aink="http://schemas.microsoft.com/office/drawing/2016/ink" xmlns:am3d="http://schemas.microsoft.com/office/drawing/2017/model3d" xmlns:o="urn:schemas-microsoft-com:office:office" xmlns:oel="http://schemas.microsoft.com/office/2019/extlst" xmlns:r="http://schemas.openxmlformats.org/officeDocument/2006/relationships" xmlns:m="http://schemas.openxmlformats.org/officeDocument/2006/math" xmlns:v="urn:schemas-microsoft-com:vml" xmlns:wp14="http://schemas.microsoft.com/office/word/2010/wordprocessingDrawing" xmlns:wp="http://schemas.openxmlformats.org/drawingml/2006/wordprocessingDrawing" xmlns:w10="urn:schemas-microsoft-com:office:word" xmlns:w="http://schemas.openxmlformats.org/wordprocessingml/2006/main" xmlns:w14="http://schemas.microsoft.com/office/word/2010/wordml" xmlns:w15="http://schemas.microsoft.com/office/word/2012/wordml" xmlns:w16cex="http://schemas.microsoft.com/office/word/2018/wordml/cex" xmlns:w16cid="http://schemas.microsoft.com/office/word/2016/wordml/cid" xmlns:w16="http://schemas.microsoft.com/office/word/2018/wordml" xmlns:w16sdtdh="http://schemas.microsoft.com/office/word/2020/wordml/sdtdatahash" xmlns:w16se="http://schemas.microsoft.com/office/word/2015/wordml/symex" xmlns:wpg="http://schemas.microsoft.com/office/word/2010/wordprocessingGroup" xmlns:wpi="http://schemas.microsoft.com/office/word/2010/wordprocessingInk" xmlns:wne="http://schemas.microsoft.com/office/word/2006/wordml" xmlns:wps="http://schemas.microsoft.com/office/word/2010/wordprocessingShape" mc:Ignorable="w14 w15 w16se w16cid w16 w16cex w16sdtdh wp14">
   <w:footnote w:type="separator" w:id="-1">
     <w:p>
       <w:r>
@@ -1055,7 +2524,7 @@
 </file>
 
 <file path=word/numbering.xml><?xml version="1.0" encoding="utf-8"?>
-<w:numbering xmlns:wpc="http://schemas.microsoft.com/office/word/2010/wordprocessingCanvas" xmlns:cx="http://schemas.microsoft.com/office/drawing/2014/chartex" xmlns:mc="http://schemas.openxmlformats.org/markup-compatibility/2006" xmlns:o="urn:schemas-microsoft-com:office:office" xmlns:r="http://schemas.openxmlformats.org/officeDocument/2006/relationships" xmlns:m="http://schemas.openxmlformats.org/officeDocument/2006/math" xmlns:v="urn:schemas-microsoft-com:vml" xmlns:wp14="http://schemas.microsoft.com/office/word/2010/wordprocessingDrawing" xmlns:wp="http://schemas.openxmlformats.org/drawingml/2006/wordprocessingDrawing" xmlns:w10="urn:schemas-microsoft-com:office:word" xmlns:w="http://schemas.openxmlformats.org/wordprocessingml/2006/main" xmlns:w14="http://schemas.microsoft.com/office/word/2010/wordml" xmlns:w15="http://schemas.microsoft.com/office/word/2012/wordml" xmlns:w16se="http://schemas.microsoft.com/office/word/2015/wordml/symex" xmlns:wpg="http://schemas.microsoft.com/office/word/2010/wordprocessingGroup" xmlns:wpi="http://schemas.microsoft.com/office/word/2010/wordprocessingInk" xmlns:wne="http://schemas.microsoft.com/office/word/2006/wordml" xmlns:wps="http://schemas.microsoft.com/office/word/2010/wordprocessingShape" mc:Ignorable="w14 w15 w16se wp14">
+<w:numbering xmlns:wpc="http://schemas.microsoft.com/office/word/2010/wordprocessingCanvas" xmlns:cx="http://schemas.microsoft.com/office/drawing/2014/chartex" xmlns:cx1="http://schemas.microsoft.com/office/drawing/2015/9/8/chartex" xmlns:cx2="http://schemas.microsoft.com/office/drawing/2015/10/21/chartex" xmlns:cx3="http://schemas.microsoft.com/office/drawing/2016/5/9/chartex" xmlns:cx4="http://schemas.microsoft.com/office/drawing/2016/5/10/chartex" xmlns:cx5="http://schemas.microsoft.com/office/drawing/2016/5/11/chartex" xmlns:cx6="http://schemas.microsoft.com/office/drawing/2016/5/12/chartex" xmlns:cx7="http://schemas.microsoft.com/office/drawing/2016/5/13/chartex" xmlns:cx8="http://schemas.microsoft.com/office/drawing/2016/5/14/chartex" xmlns:mc="http://schemas.openxmlformats.org/markup-compatibility/2006" xmlns:aink="http://schemas.microsoft.com/office/drawing/2016/ink" xmlns:am3d="http://schemas.microsoft.com/office/drawing/2017/model3d" xmlns:o="urn:schemas-microsoft-com:office:office" xmlns:oel="http://schemas.microsoft.com/office/2019/extlst" xmlns:r="http://schemas.openxmlformats.org/officeDocument/2006/relationships" xmlns:m="http://schemas.openxmlformats.org/officeDocument/2006/math" xmlns:v="urn:schemas-microsoft-com:vml" xmlns:wp14="http://schemas.microsoft.com/office/word/2010/wordprocessingDrawing" xmlns:wp="http://schemas.openxmlformats.org/drawingml/2006/wordprocessingDrawing" xmlns:w10="urn:schemas-microsoft-com:office:word" xmlns:w="http://schemas.openxmlformats.org/wordprocessingml/2006/main" xmlns:w14="http://schemas.microsoft.com/office/word/2010/wordml" xmlns:w15="http://schemas.microsoft.com/office/word/2012/wordml" xmlns:w16cex="http://schemas.microsoft.com/office/word/2018/wordml/cex" xmlns:w16cid="http://schemas.microsoft.com/office/word/2016/wordml/cid" xmlns:w16="http://schemas.microsoft.com/office/word/2018/wordml" xmlns:w16sdtdh="http://schemas.microsoft.com/office/word/2020/wordml/sdtdatahash" xmlns:w16se="http://schemas.microsoft.com/office/word/2015/wordml/symex" xmlns:wpg="http://schemas.microsoft.com/office/word/2010/wordprocessingGroup" xmlns:wpi="http://schemas.microsoft.com/office/word/2010/wordprocessingInk" xmlns:wne="http://schemas.microsoft.com/office/word/2006/wordml" xmlns:wps="http://schemas.microsoft.com/office/word/2010/wordprocessingShape" mc:Ignorable="w14 w15 w16se w16cid w16 w16cex w16sdtdh wp14">
   <w:abstractNum w:abstractNumId="0" w15:restartNumberingAfterBreak="0">
     <w:nsid w:val="01374818"/>
     <w:multiLevelType w:val="hybridMultilevel"/>
@@ -4613,116 +6082,116 @@
       </w:rPr>
     </w:lvl>
   </w:abstractNum>
-  <w:num w:numId="1">
+  <w:num w:numId="1" w16cid:durableId="1647851664">
     <w:abstractNumId w:val="22"/>
   </w:num>
-  <w:num w:numId="2">
+  <w:num w:numId="2" w16cid:durableId="1290010860">
     <w:abstractNumId w:val="6"/>
   </w:num>
-  <w:num w:numId="3">
+  <w:num w:numId="3" w16cid:durableId="173695168">
     <w:abstractNumId w:val="16"/>
   </w:num>
-  <w:num w:numId="4">
+  <w:num w:numId="4" w16cid:durableId="929696876">
     <w:abstractNumId w:val="4"/>
   </w:num>
-  <w:num w:numId="5">
+  <w:num w:numId="5" w16cid:durableId="2031560532">
     <w:abstractNumId w:val="12"/>
   </w:num>
-  <w:num w:numId="6">
+  <w:num w:numId="6" w16cid:durableId="678435247">
     <w:abstractNumId w:val="24"/>
   </w:num>
-  <w:num w:numId="7">
+  <w:num w:numId="7" w16cid:durableId="1621109285">
     <w:abstractNumId w:val="34"/>
   </w:num>
-  <w:num w:numId="8">
+  <w:num w:numId="8" w16cid:durableId="223683422">
     <w:abstractNumId w:val="18"/>
   </w:num>
-  <w:num w:numId="9">
+  <w:num w:numId="9" w16cid:durableId="778112199">
     <w:abstractNumId w:val="0"/>
   </w:num>
-  <w:num w:numId="10">
+  <w:num w:numId="10" w16cid:durableId="655719953">
     <w:abstractNumId w:val="21"/>
   </w:num>
-  <w:num w:numId="11">
+  <w:num w:numId="11" w16cid:durableId="2081361736">
     <w:abstractNumId w:val="10"/>
   </w:num>
-  <w:num w:numId="12">
+  <w:num w:numId="12" w16cid:durableId="533930170">
     <w:abstractNumId w:val="9"/>
   </w:num>
-  <w:num w:numId="13">
+  <w:num w:numId="13" w16cid:durableId="1549954726">
     <w:abstractNumId w:val="5"/>
   </w:num>
-  <w:num w:numId="14">
+  <w:num w:numId="14" w16cid:durableId="1225144027">
     <w:abstractNumId w:val="27"/>
   </w:num>
-  <w:num w:numId="15">
+  <w:num w:numId="15" w16cid:durableId="267928232">
     <w:abstractNumId w:val="30"/>
   </w:num>
-  <w:num w:numId="16">
+  <w:num w:numId="16" w16cid:durableId="1331255055">
     <w:abstractNumId w:val="25"/>
   </w:num>
-  <w:num w:numId="17">
+  <w:num w:numId="17" w16cid:durableId="305555384">
     <w:abstractNumId w:val="20"/>
   </w:num>
-  <w:num w:numId="18">
+  <w:num w:numId="18" w16cid:durableId="591277511">
     <w:abstractNumId w:val="19"/>
   </w:num>
-  <w:num w:numId="19">
+  <w:num w:numId="19" w16cid:durableId="932401820">
     <w:abstractNumId w:val="1"/>
   </w:num>
-  <w:num w:numId="20">
+  <w:num w:numId="20" w16cid:durableId="610479518">
     <w:abstractNumId w:val="2"/>
   </w:num>
-  <w:num w:numId="21">
+  <w:num w:numId="21" w16cid:durableId="1220559557">
     <w:abstractNumId w:val="13"/>
   </w:num>
-  <w:num w:numId="22">
+  <w:num w:numId="22" w16cid:durableId="326178663">
     <w:abstractNumId w:val="14"/>
   </w:num>
-  <w:num w:numId="23">
+  <w:num w:numId="23" w16cid:durableId="632368342">
     <w:abstractNumId w:val="11"/>
   </w:num>
-  <w:num w:numId="24">
+  <w:num w:numId="24" w16cid:durableId="933630716">
     <w:abstractNumId w:val="8"/>
   </w:num>
-  <w:num w:numId="25">
+  <w:num w:numId="25" w16cid:durableId="1571621300">
     <w:abstractNumId w:val="28"/>
   </w:num>
-  <w:num w:numId="26">
+  <w:num w:numId="26" w16cid:durableId="1233275461">
     <w:abstractNumId w:val="33"/>
   </w:num>
-  <w:num w:numId="27">
+  <w:num w:numId="27" w16cid:durableId="271137479">
     <w:abstractNumId w:val="23"/>
   </w:num>
-  <w:num w:numId="28">
+  <w:num w:numId="28" w16cid:durableId="1829594403">
     <w:abstractNumId w:val="26"/>
   </w:num>
-  <w:num w:numId="29">
+  <w:num w:numId="29" w16cid:durableId="99224342">
     <w:abstractNumId w:val="17"/>
   </w:num>
-  <w:num w:numId="30">
+  <w:num w:numId="30" w16cid:durableId="1154950449">
     <w:abstractNumId w:val="31"/>
   </w:num>
-  <w:num w:numId="31">
+  <w:num w:numId="31" w16cid:durableId="967591070">
     <w:abstractNumId w:val="32"/>
   </w:num>
-  <w:num w:numId="32">
+  <w:num w:numId="32" w16cid:durableId="1912495384">
     <w:abstractNumId w:val="15"/>
   </w:num>
-  <w:num w:numId="33">
+  <w:num w:numId="33" w16cid:durableId="1077901109">
     <w:abstractNumId w:val="7"/>
   </w:num>
-  <w:num w:numId="34">
+  <w:num w:numId="34" w16cid:durableId="729771258">
     <w:abstractNumId w:val="29"/>
   </w:num>
-  <w:num w:numId="35">
+  <w:num w:numId="35" w16cid:durableId="668756402">
     <w:abstractNumId w:val="3"/>
   </w:num>
 </w:numbering>
 </file>
 
 <file path=word/styles.xml><?xml version="1.0" encoding="utf-8"?>
-<w:styles xmlns:mc="http://schemas.openxmlformats.org/markup-compatibility/2006" xmlns:r="http://schemas.openxmlformats.org/officeDocument/2006/relationships" xmlns:w="http://schemas.openxmlformats.org/wordprocessingml/2006/main" xmlns:w14="http://schemas.microsoft.com/office/word/2010/wordml" xmlns:w15="http://schemas.microsoft.com/office/word/2012/wordml" xmlns:w16se="http://schemas.microsoft.com/office/word/2015/wordml/symex" mc:Ignorable="w14 w15 w16se">
+<w:styles xmlns:mc="http://schemas.openxmlformats.org/markup-compatibility/2006" xmlns:r="http://schemas.openxmlformats.org/officeDocument/2006/relationships" xmlns:w="http://schemas.openxmlformats.org/wordprocessingml/2006/main" xmlns:w14="http://schemas.microsoft.com/office/word/2010/wordml" xmlns:w15="http://schemas.microsoft.com/office/word/2012/wordml" xmlns:w16cex="http://schemas.microsoft.com/office/word/2018/wordml/cex" xmlns:w16cid="http://schemas.microsoft.com/office/word/2016/wordml/cid" xmlns:w16="http://schemas.microsoft.com/office/word/2018/wordml" xmlns:w16sdtdh="http://schemas.microsoft.com/office/word/2020/wordml/sdtdatahash" xmlns:w16se="http://schemas.microsoft.com/office/word/2015/wordml/symex" mc:Ignorable="w14 w15 w16se w16cid w16 w16cex w16sdtdh">
   <w:docDefaults>
     <w:rPrDefault>
       <w:rPr>
@@ -4732,7 +6201,7 @@
     </w:rPrDefault>
     <w:pPrDefault/>
   </w:docDefaults>
-  <w:latentStyles w:defLockedState="0" w:defUIPriority="0" w:defSemiHidden="0" w:defUnhideWhenUsed="0" w:defQFormat="0" w:count="371">
+  <w:latentStyles w:defLockedState="0" w:defUIPriority="0" w:defSemiHidden="0" w:defUnhideWhenUsed="0" w:defQFormat="0" w:count="376">
     <w:lsdException w:name="Normal" w:qFormat="1"/>
     <w:lsdException w:name="heading 1" w:qFormat="1"/>
     <w:lsdException w:name="heading 2" w:qFormat="1"/>
@@ -5009,6 +6478,11 @@
     <w:lsdException w:name="List Table 5 Dark Accent 6" w:uiPriority="50"/>
     <w:lsdException w:name="List Table 6 Colorful Accent 6" w:uiPriority="51"/>
     <w:lsdException w:name="List Table 7 Colorful Accent 6" w:uiPriority="52"/>
+    <w:lsdException w:name="Mention" w:semiHidden="1" w:uiPriority="99" w:unhideWhenUsed="1"/>
+    <w:lsdException w:name="Smart Hyperlink" w:semiHidden="1" w:uiPriority="99" w:unhideWhenUsed="1"/>
+    <w:lsdException w:name="Hashtag" w:semiHidden="1" w:uiPriority="99" w:unhideWhenUsed="1"/>
+    <w:lsdException w:name="Unresolved Mention" w:semiHidden="1" w:uiPriority="99" w:unhideWhenUsed="1"/>
+    <w:lsdException w:name="Smart Link" w:semiHidden="1" w:uiPriority="99" w:unhideWhenUsed="1"/>
   </w:latentStyles>
   <w:style w:type="paragraph" w:default="1" w:styleId="Normal">
     <w:name w:val="Normal"/>

--- a/Khiếu nại/16-KN.docx
+++ b/Khiếu nại/16-KN.docx
@@ -1,15 +1,16 @@
 
 <file path=word/document.xml><?xml version="1.0" encoding="utf-8"?>
-<w:document xmlns:wpc="http://schemas.microsoft.com/office/word/2010/wordprocessingCanvas" xmlns:cx="http://schemas.microsoft.com/office/drawing/2014/chartex" xmlns:mc="http://schemas.openxmlformats.org/markup-compatibility/2006" xmlns:o="urn:schemas-microsoft-com:office:office" xmlns:r="http://schemas.openxmlformats.org/officeDocument/2006/relationships" xmlns:m="http://schemas.openxmlformats.org/officeDocument/2006/math" xmlns:v="urn:schemas-microsoft-com:vml" xmlns:wp14="http://schemas.microsoft.com/office/word/2010/wordprocessingDrawing" xmlns:wp="http://schemas.openxmlformats.org/drawingml/2006/wordprocessingDrawing" xmlns:w10="urn:schemas-microsoft-com:office:word" xmlns:w="http://schemas.openxmlformats.org/wordprocessingml/2006/main" xmlns:w14="http://schemas.microsoft.com/office/word/2010/wordml" xmlns:w15="http://schemas.microsoft.com/office/word/2012/wordml" xmlns:w16se="http://schemas.microsoft.com/office/word/2015/wordml/symex" xmlns:wpg="http://schemas.microsoft.com/office/word/2010/wordprocessingGroup" xmlns:wpi="http://schemas.microsoft.com/office/word/2010/wordprocessingInk" xmlns:wne="http://schemas.microsoft.com/office/word/2006/wordml" xmlns:wps="http://schemas.microsoft.com/office/word/2010/wordprocessingShape" mc:Ignorable="w14 w15 w16se wp14">
+<w:document xmlns:wpc="http://schemas.microsoft.com/office/word/2010/wordprocessingCanvas" xmlns:cx="http://schemas.microsoft.com/office/drawing/2014/chartex" xmlns:cx1="http://schemas.microsoft.com/office/drawing/2015/9/8/chartex" xmlns:cx2="http://schemas.microsoft.com/office/drawing/2015/10/21/chartex" xmlns:cx3="http://schemas.microsoft.com/office/drawing/2016/5/9/chartex" xmlns:cx4="http://schemas.microsoft.com/office/drawing/2016/5/10/chartex" xmlns:cx5="http://schemas.microsoft.com/office/drawing/2016/5/11/chartex" xmlns:cx6="http://schemas.microsoft.com/office/drawing/2016/5/12/chartex" xmlns:cx7="http://schemas.microsoft.com/office/drawing/2016/5/13/chartex" xmlns:cx8="http://schemas.microsoft.com/office/drawing/2016/5/14/chartex" xmlns:mc="http://schemas.openxmlformats.org/markup-compatibility/2006" xmlns:aink="http://schemas.microsoft.com/office/drawing/2016/ink" xmlns:am3d="http://schemas.microsoft.com/office/drawing/2017/model3d" xmlns:o="urn:schemas-microsoft-com:office:office" xmlns:r="http://schemas.openxmlformats.org/officeDocument/2006/relationships" xmlns:m="http://schemas.openxmlformats.org/officeDocument/2006/math" xmlns:v="urn:schemas-microsoft-com:vml" xmlns:wp14="http://schemas.microsoft.com/office/word/2010/wordprocessingDrawing" xmlns:wp="http://schemas.openxmlformats.org/drawingml/2006/wordprocessingDrawing" xmlns:w10="urn:schemas-microsoft-com:office:word" xmlns:w="http://schemas.openxmlformats.org/wordprocessingml/2006/main" xmlns:w14="http://schemas.microsoft.com/office/word/2010/wordml" xmlns:w15="http://schemas.microsoft.com/office/word/2012/wordml" xmlns:w16cex="http://schemas.microsoft.com/office/word/2018/wordml/cex" xmlns:w16cid="http://schemas.microsoft.com/office/word/2016/wordml/cid" xmlns:w16="http://schemas.microsoft.com/office/word/2018/wordml" xmlns:w16se="http://schemas.microsoft.com/office/word/2015/wordml/symex" xmlns:wpg="http://schemas.microsoft.com/office/word/2010/wordprocessingGroup" xmlns:wpi="http://schemas.microsoft.com/office/word/2010/wordprocessingInk" xmlns:wne="http://schemas.microsoft.com/office/word/2006/wordml" xmlns:wps="http://schemas.microsoft.com/office/word/2010/wordprocessingShape" mc:Ignorable="w14 w15 w16se w16cid w16 w16cex wp14">
   <w:body>
     <w:tbl>
       <w:tblPr>
-        <w:tblW w:w="0" w:type="auto"/>
+        <w:tblW w:w="9621" w:type="dxa"/>
+        <w:tblInd w:w="-426" w:type="dxa"/>
         <w:tblLook w:val="01E0" w:firstRow="1" w:lastRow="1" w:firstColumn="1" w:lastColumn="1" w:noHBand="0" w:noVBand="0"/>
       </w:tblPr>
       <w:tblGrid>
-        <w:gridCol w:w="3023"/>
-        <w:gridCol w:w="6048"/>
+        <w:gridCol w:w="3828"/>
+        <w:gridCol w:w="5793"/>
       </w:tblGrid>
       <w:tr>
         <w:trPr>
@@ -17,7 +18,7 @@
         </w:trPr>
         <w:tc>
           <w:tcPr>
-            <w:tcW w:w="3023" w:type="dxa"/>
+            <w:tcW w:w="3828" w:type="dxa"/>
           </w:tcPr>
           <w:p>
             <w:pPr>
@@ -34,7 +35,23 @@
                 <w:sz w:val="26"/>
                 <w:szCs w:val="26"/>
               </w:rPr>
-              <w:t>[[DVChuQuan]]</w:t>
+              <w:t>[[</w:t>
+            </w:r>
+            <w:r>
+              <w:rPr>
+                <w:color w:val="000000"/>
+                <w:sz w:val="26"/>
+                <w:szCs w:val="26"/>
+              </w:rPr>
+              <w:t>TenCoQuanToChucLine1</w:t>
+            </w:r>
+            <w:r>
+              <w:rPr>
+                <w:color w:val="000000"/>
+                <w:sz w:val="26"/>
+                <w:szCs w:val="26"/>
+              </w:rPr>
+              <w:t>]]</w:t>
             </w:r>
           </w:p>
           <w:p>
@@ -53,7 +70,33 @@
                 <w:sz w:val="26"/>
                 <w:szCs w:val="26"/>
               </w:rPr>
-              <w:t>[[DVThucHien]]</w:t>
+              <w:t>[[</w:t>
+            </w:r>
+            <w:r>
+              <w:rPr>
+                <w:color w:val="000000"/>
+                <w:sz w:val="26"/>
+                <w:szCs w:val="26"/>
+              </w:rPr>
+              <w:t>TenCoQuanToChucLine</w:t>
+            </w:r>
+            <w:r>
+              <w:rPr>
+                <w:color w:val="000000"/>
+                <w:sz w:val="26"/>
+                <w:szCs w:val="26"/>
+              </w:rPr>
+              <w:t>2</w:t>
+            </w:r>
+            <w:bookmarkStart w:id="0" w:name="_GoBack"/>
+            <w:bookmarkEnd w:id="0"/>
+            <w:r>
+              <w:rPr>
+                <w:color w:val="000000"/>
+                <w:sz w:val="26"/>
+                <w:szCs w:val="26"/>
+              </w:rPr>
+              <w:t>]]</w:t>
             </w:r>
           </w:p>
           <w:p>
@@ -134,7 +177,7 @@
                     </wp:anchor>
                   </w:drawing>
                 </mc:Choice>
-                <mc:Fallback xmlns:w16sdtfl="http://schemas.microsoft.com/office/word/2024/wordml/sdtformatlock" xmlns:w16sdtdh="http://schemas.microsoft.com/office/word/2020/wordml/sdtdatahash" xmlns:w16du="http://schemas.microsoft.com/office/word/2023/wordml/word16du" xmlns:w16="http://schemas.microsoft.com/office/word/2018/wordml" xmlns:w16cid="http://schemas.microsoft.com/office/word/2016/wordml/cid" xmlns:w16cex="http://schemas.microsoft.com/office/word/2018/wordml/cex" xmlns:oel="http://schemas.microsoft.com/office/2019/extlst" xmlns:am3d="http://schemas.microsoft.com/office/drawing/2017/model3d" xmlns:aink="http://schemas.microsoft.com/office/drawing/2016/ink" xmlns:cx8="http://schemas.microsoft.com/office/drawing/2016/5/14/chartex" xmlns:cx7="http://schemas.microsoft.com/office/drawing/2016/5/13/chartex" xmlns:cx6="http://schemas.microsoft.com/office/drawing/2016/5/12/chartex" xmlns:cx5="http://schemas.microsoft.com/office/drawing/2016/5/11/chartex" xmlns:cx4="http://schemas.microsoft.com/office/drawing/2016/5/10/chartex" xmlns:cx3="http://schemas.microsoft.com/office/drawing/2016/5/9/chartex" xmlns:cx2="http://schemas.microsoft.com/office/drawing/2015/10/21/chartex" xmlns:cx1="http://schemas.microsoft.com/office/drawing/2015/9/8/chartex">
+                <mc:Fallback xmlns:oel="http://schemas.microsoft.com/office/2019/extlst" xmlns:w16du="http://schemas.microsoft.com/office/word/2023/wordml/word16du" xmlns:w16sdtdh="http://schemas.microsoft.com/office/word/2020/wordml/sdtdatahash" xmlns:w16sdtfl="http://schemas.microsoft.com/office/word/2024/wordml/sdtformatlock">
                   <w:pict>
                     <v:line w14:anchorId="01F2F738" id="Line 190" o:spid="_x0000_s1026" style="position:absolute;z-index:251662848;visibility:visible;mso-wrap-style:square;mso-width-percent:0;mso-height-percent:0;mso-wrap-distance-left:9pt;mso-wrap-distance-top:0;mso-wrap-distance-right:9pt;mso-wrap-distance-bottom:0;mso-position-horizontal:absolute;mso-position-horizontal-relative:text;mso-position-vertical:absolute;mso-position-vertical-relative:text;mso-width-percent:0;mso-height-percent:0;mso-width-relative:page;mso-height-relative:page" from="49.05pt,2.45pt" to="92.65pt,2.45pt" o:gfxdata="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"/>
                   </w:pict>
@@ -164,7 +207,7 @@
         </w:tc>
         <w:tc>
           <w:tcPr>
-            <w:tcW w:w="6048" w:type="dxa"/>
+            <w:tcW w:w="5793" w:type="dxa"/>
           </w:tcPr>
           <w:p>
             <w:pPr>
@@ -291,7 +334,7 @@
                     </wp:anchor>
                   </w:drawing>
                 </mc:Choice>
-                <mc:Fallback xmlns:w16sdtfl="http://schemas.microsoft.com/office/word/2024/wordml/sdtformatlock" xmlns:w16sdtdh="http://schemas.microsoft.com/office/word/2020/wordml/sdtdatahash" xmlns:w16du="http://schemas.microsoft.com/office/word/2023/wordml/word16du" xmlns:w16="http://schemas.microsoft.com/office/word/2018/wordml" xmlns:w16cid="http://schemas.microsoft.com/office/word/2016/wordml/cid" xmlns:w16cex="http://schemas.microsoft.com/office/word/2018/wordml/cex" xmlns:oel="http://schemas.microsoft.com/office/2019/extlst" xmlns:am3d="http://schemas.microsoft.com/office/drawing/2017/model3d" xmlns:aink="http://schemas.microsoft.com/office/drawing/2016/ink" xmlns:cx8="http://schemas.microsoft.com/office/drawing/2016/5/14/chartex" xmlns:cx7="http://schemas.microsoft.com/office/drawing/2016/5/13/chartex" xmlns:cx6="http://schemas.microsoft.com/office/drawing/2016/5/12/chartex" xmlns:cx5="http://schemas.microsoft.com/office/drawing/2016/5/11/chartex" xmlns:cx4="http://schemas.microsoft.com/office/drawing/2016/5/10/chartex" xmlns:cx3="http://schemas.microsoft.com/office/drawing/2016/5/9/chartex" xmlns:cx2="http://schemas.microsoft.com/office/drawing/2015/10/21/chartex" xmlns:cx1="http://schemas.microsoft.com/office/drawing/2015/9/8/chartex">
+                <mc:Fallback xmlns:oel="http://schemas.microsoft.com/office/2019/extlst" xmlns:w16du="http://schemas.microsoft.com/office/word/2023/wordml/word16du" xmlns:w16sdtdh="http://schemas.microsoft.com/office/word/2020/wordml/sdtdatahash" xmlns:w16sdtfl="http://schemas.microsoft.com/office/word/2024/wordml/sdtformatlock">
                   <w:pict>
                     <v:line w14:anchorId="7261B889" id="Line 229" o:spid="_x0000_s1026" style="position:absolute;z-index:251687424;visibility:visible;mso-wrap-style:square;mso-width-percent:0;mso-height-percent:0;mso-wrap-distance-left:9pt;mso-wrap-distance-top:0;mso-wrap-distance-right:9pt;mso-wrap-distance-bottom:0;mso-position-horizontal:absolute;mso-position-horizontal-relative:text;mso-position-vertical:absolute;mso-position-vertical-relative:text;mso-width-percent:0;mso-height-percent:0;mso-width-relative:page;mso-height-relative:page" from="72.1pt,3pt" to="228.55pt,3pt" o:gfxdata="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"/>
                   </w:pict>
@@ -468,7 +511,7 @@
               </wp:anchor>
             </w:drawing>
           </mc:Choice>
-          <mc:Fallback xmlns:w16sdtfl="http://schemas.microsoft.com/office/word/2024/wordml/sdtformatlock" xmlns:w16sdtdh="http://schemas.microsoft.com/office/word/2020/wordml/sdtdatahash" xmlns:w16du="http://schemas.microsoft.com/office/word/2023/wordml/word16du" xmlns:w16="http://schemas.microsoft.com/office/word/2018/wordml" xmlns:w16cid="http://schemas.microsoft.com/office/word/2016/wordml/cid" xmlns:w16cex="http://schemas.microsoft.com/office/word/2018/wordml/cex" xmlns:oel="http://schemas.microsoft.com/office/2019/extlst" xmlns:am3d="http://schemas.microsoft.com/office/drawing/2017/model3d" xmlns:aink="http://schemas.microsoft.com/office/drawing/2016/ink" xmlns:cx8="http://schemas.microsoft.com/office/drawing/2016/5/14/chartex" xmlns:cx7="http://schemas.microsoft.com/office/drawing/2016/5/13/chartex" xmlns:cx6="http://schemas.microsoft.com/office/drawing/2016/5/12/chartex" xmlns:cx5="http://schemas.microsoft.com/office/drawing/2016/5/11/chartex" xmlns:cx4="http://schemas.microsoft.com/office/drawing/2016/5/10/chartex" xmlns:cx3="http://schemas.microsoft.com/office/drawing/2016/5/9/chartex" xmlns:cx2="http://schemas.microsoft.com/office/drawing/2015/10/21/chartex" xmlns:cx1="http://schemas.microsoft.com/office/drawing/2015/9/8/chartex">
+          <mc:Fallback xmlns:oel="http://schemas.microsoft.com/office/2019/extlst" xmlns:w16du="http://schemas.microsoft.com/office/word/2023/wordml/word16du" xmlns:w16sdtdh="http://schemas.microsoft.com/office/word/2020/wordml/sdtdatahash" xmlns:w16sdtfl="http://schemas.microsoft.com/office/word/2024/wordml/sdtformatlock">
             <w:pict>
               <v:line w14:anchorId="2DE89B88" id="Line 188" o:spid="_x0000_s1026" style="position:absolute;z-index:251661824;visibility:visible;mso-wrap-style:square;mso-width-percent:0;mso-height-percent:0;mso-wrap-distance-left:9pt;mso-wrap-distance-top:0;mso-wrap-distance-right:9pt;mso-wrap-distance-bottom:0;mso-position-horizontal:absolute;mso-position-horizontal-relative:text;mso-position-vertical:absolute;mso-position-vertical-relative:text;mso-width-percent:0;mso-height-percent:0;mso-width-relative:page;mso-height-relative:page" from="185.75pt,4.7pt" to="269.75pt,4.7pt" o:gfxdata="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"/>
             </w:pict>
@@ -1002,8 +1045,6 @@
           <w:lang w:val="fr-FR"/>
         </w:rPr>
       </w:pPr>
-      <w:bookmarkStart w:id="0" w:name="_GoBack"/>
-      <w:bookmarkEnd w:id="0"/>
     </w:p>
     <w:sectPr>
       <w:pgSz w:w="11907" w:h="16840" w:code="9"/>
@@ -1017,7 +1058,7 @@
 </file>
 
 <file path=word/endnotes.xml><?xml version="1.0" encoding="utf-8"?>
-<w:endnotes xmlns:wpc="http://schemas.microsoft.com/office/word/2010/wordprocessingCanvas" xmlns:cx="http://schemas.microsoft.com/office/drawing/2014/chartex" xmlns:mc="http://schemas.openxmlformats.org/markup-compatibility/2006" xmlns:o="urn:schemas-microsoft-com:office:office" xmlns:r="http://schemas.openxmlformats.org/officeDocument/2006/relationships" xmlns:m="http://schemas.openxmlformats.org/officeDocument/2006/math" xmlns:v="urn:schemas-microsoft-com:vml" xmlns:wp14="http://schemas.microsoft.com/office/word/2010/wordprocessingDrawing" xmlns:wp="http://schemas.openxmlformats.org/drawingml/2006/wordprocessingDrawing" xmlns:w10="urn:schemas-microsoft-com:office:word" xmlns:w="http://schemas.openxmlformats.org/wordprocessingml/2006/main" xmlns:w14="http://schemas.microsoft.com/office/word/2010/wordml" xmlns:w15="http://schemas.microsoft.com/office/word/2012/wordml" xmlns:w16se="http://schemas.microsoft.com/office/word/2015/wordml/symex" xmlns:wpg="http://schemas.microsoft.com/office/word/2010/wordprocessingGroup" xmlns:wpi="http://schemas.microsoft.com/office/word/2010/wordprocessingInk" xmlns:wne="http://schemas.microsoft.com/office/word/2006/wordml" xmlns:wps="http://schemas.microsoft.com/office/word/2010/wordprocessingShape" mc:Ignorable="w14 w15 w16se wp14">
+<w:endnotes xmlns:wpc="http://schemas.microsoft.com/office/word/2010/wordprocessingCanvas" xmlns:cx="http://schemas.microsoft.com/office/drawing/2014/chartex" xmlns:cx1="http://schemas.microsoft.com/office/drawing/2015/9/8/chartex" xmlns:cx2="http://schemas.microsoft.com/office/drawing/2015/10/21/chartex" xmlns:cx3="http://schemas.microsoft.com/office/drawing/2016/5/9/chartex" xmlns:cx4="http://schemas.microsoft.com/office/drawing/2016/5/10/chartex" xmlns:cx5="http://schemas.microsoft.com/office/drawing/2016/5/11/chartex" xmlns:cx6="http://schemas.microsoft.com/office/drawing/2016/5/12/chartex" xmlns:cx7="http://schemas.microsoft.com/office/drawing/2016/5/13/chartex" xmlns:cx8="http://schemas.microsoft.com/office/drawing/2016/5/14/chartex" xmlns:mc="http://schemas.openxmlformats.org/markup-compatibility/2006" xmlns:aink="http://schemas.microsoft.com/office/drawing/2016/ink" xmlns:am3d="http://schemas.microsoft.com/office/drawing/2017/model3d" xmlns:o="urn:schemas-microsoft-com:office:office" xmlns:r="http://schemas.openxmlformats.org/officeDocument/2006/relationships" xmlns:m="http://schemas.openxmlformats.org/officeDocument/2006/math" xmlns:v="urn:schemas-microsoft-com:vml" xmlns:wp14="http://schemas.microsoft.com/office/word/2010/wordprocessingDrawing" xmlns:wp="http://schemas.openxmlformats.org/drawingml/2006/wordprocessingDrawing" xmlns:w10="urn:schemas-microsoft-com:office:word" xmlns:w="http://schemas.openxmlformats.org/wordprocessingml/2006/main" xmlns:w14="http://schemas.microsoft.com/office/word/2010/wordml" xmlns:w15="http://schemas.microsoft.com/office/word/2012/wordml" xmlns:w16cex="http://schemas.microsoft.com/office/word/2018/wordml/cex" xmlns:w16cid="http://schemas.microsoft.com/office/word/2016/wordml/cid" xmlns:w16="http://schemas.microsoft.com/office/word/2018/wordml" xmlns:w16se="http://schemas.microsoft.com/office/word/2015/wordml/symex" xmlns:wpg="http://schemas.microsoft.com/office/word/2010/wordprocessingGroup" xmlns:wpi="http://schemas.microsoft.com/office/word/2010/wordprocessingInk" xmlns:wne="http://schemas.microsoft.com/office/word/2006/wordml" xmlns:wps="http://schemas.microsoft.com/office/word/2010/wordprocessingShape" mc:Ignorable="w14 w15 w16se w16cid w16 w16cex wp14">
   <w:endnote w:type="separator" w:id="-1">
     <w:p>
       <w:r>
@@ -1036,7 +1077,7 @@
 </file>
 
 <file path=word/footnotes.xml><?xml version="1.0" encoding="utf-8"?>
-<w:footnotes xmlns:wpc="http://schemas.microsoft.com/office/word/2010/wordprocessingCanvas" xmlns:cx="http://schemas.microsoft.com/office/drawing/2014/chartex" xmlns:mc="http://schemas.openxmlformats.org/markup-compatibility/2006" xmlns:o="urn:schemas-microsoft-com:office:office" xmlns:r="http://schemas.openxmlformats.org/officeDocument/2006/relationships" xmlns:m="http://schemas.openxmlformats.org/officeDocument/2006/math" xmlns:v="urn:schemas-microsoft-com:vml" xmlns:wp14="http://schemas.microsoft.com/office/word/2010/wordprocessingDrawing" xmlns:wp="http://schemas.openxmlformats.org/drawingml/2006/wordprocessingDrawing" xmlns:w10="urn:schemas-microsoft-com:office:word" xmlns:w="http://schemas.openxmlformats.org/wordprocessingml/2006/main" xmlns:w14="http://schemas.microsoft.com/office/word/2010/wordml" xmlns:w15="http://schemas.microsoft.com/office/word/2012/wordml" xmlns:w16se="http://schemas.microsoft.com/office/word/2015/wordml/symex" xmlns:wpg="http://schemas.microsoft.com/office/word/2010/wordprocessingGroup" xmlns:wpi="http://schemas.microsoft.com/office/word/2010/wordprocessingInk" xmlns:wne="http://schemas.microsoft.com/office/word/2006/wordml" xmlns:wps="http://schemas.microsoft.com/office/word/2010/wordprocessingShape" mc:Ignorable="w14 w15 w16se wp14">
+<w:footnotes xmlns:wpc="http://schemas.microsoft.com/office/word/2010/wordprocessingCanvas" xmlns:cx="http://schemas.microsoft.com/office/drawing/2014/chartex" xmlns:cx1="http://schemas.microsoft.com/office/drawing/2015/9/8/chartex" xmlns:cx2="http://schemas.microsoft.com/office/drawing/2015/10/21/chartex" xmlns:cx3="http://schemas.microsoft.com/office/drawing/2016/5/9/chartex" xmlns:cx4="http://schemas.microsoft.com/office/drawing/2016/5/10/chartex" xmlns:cx5="http://schemas.microsoft.com/office/drawing/2016/5/11/chartex" xmlns:cx6="http://schemas.microsoft.com/office/drawing/2016/5/12/chartex" xmlns:cx7="http://schemas.microsoft.com/office/drawing/2016/5/13/chartex" xmlns:cx8="http://schemas.microsoft.com/office/drawing/2016/5/14/chartex" xmlns:mc="http://schemas.openxmlformats.org/markup-compatibility/2006" xmlns:aink="http://schemas.microsoft.com/office/drawing/2016/ink" xmlns:am3d="http://schemas.microsoft.com/office/drawing/2017/model3d" xmlns:o="urn:schemas-microsoft-com:office:office" xmlns:r="http://schemas.openxmlformats.org/officeDocument/2006/relationships" xmlns:m="http://schemas.openxmlformats.org/officeDocument/2006/math" xmlns:v="urn:schemas-microsoft-com:vml" xmlns:wp14="http://schemas.microsoft.com/office/word/2010/wordprocessingDrawing" xmlns:wp="http://schemas.openxmlformats.org/drawingml/2006/wordprocessingDrawing" xmlns:w10="urn:schemas-microsoft-com:office:word" xmlns:w="http://schemas.openxmlformats.org/wordprocessingml/2006/main" xmlns:w14="http://schemas.microsoft.com/office/word/2010/wordml" xmlns:w15="http://schemas.microsoft.com/office/word/2012/wordml" xmlns:w16cex="http://schemas.microsoft.com/office/word/2018/wordml/cex" xmlns:w16cid="http://schemas.microsoft.com/office/word/2016/wordml/cid" xmlns:w16="http://schemas.microsoft.com/office/word/2018/wordml" xmlns:w16se="http://schemas.microsoft.com/office/word/2015/wordml/symex" xmlns:wpg="http://schemas.microsoft.com/office/word/2010/wordprocessingGroup" xmlns:wpi="http://schemas.microsoft.com/office/word/2010/wordprocessingInk" xmlns:wne="http://schemas.microsoft.com/office/word/2006/wordml" xmlns:wps="http://schemas.microsoft.com/office/word/2010/wordprocessingShape" mc:Ignorable="w14 w15 w16se w16cid w16 w16cex wp14">
   <w:footnote w:type="separator" w:id="-1">
     <w:p>
       <w:r>
@@ -1055,7 +1096,7 @@
 </file>
 
 <file path=word/numbering.xml><?xml version="1.0" encoding="utf-8"?>
-<w:numbering xmlns:wpc="http://schemas.microsoft.com/office/word/2010/wordprocessingCanvas" xmlns:cx="http://schemas.microsoft.com/office/drawing/2014/chartex" xmlns:mc="http://schemas.openxmlformats.org/markup-compatibility/2006" xmlns:o="urn:schemas-microsoft-com:office:office" xmlns:r="http://schemas.openxmlformats.org/officeDocument/2006/relationships" xmlns:m="http://schemas.openxmlformats.org/officeDocument/2006/math" xmlns:v="urn:schemas-microsoft-com:vml" xmlns:wp14="http://schemas.microsoft.com/office/word/2010/wordprocessingDrawing" xmlns:wp="http://schemas.openxmlformats.org/drawingml/2006/wordprocessingDrawing" xmlns:w10="urn:schemas-microsoft-com:office:word" xmlns:w="http://schemas.openxmlformats.org/wordprocessingml/2006/main" xmlns:w14="http://schemas.microsoft.com/office/word/2010/wordml" xmlns:w15="http://schemas.microsoft.com/office/word/2012/wordml" xmlns:w16se="http://schemas.microsoft.com/office/word/2015/wordml/symex" xmlns:wpg="http://schemas.microsoft.com/office/word/2010/wordprocessingGroup" xmlns:wpi="http://schemas.microsoft.com/office/word/2010/wordprocessingInk" xmlns:wne="http://schemas.microsoft.com/office/word/2006/wordml" xmlns:wps="http://schemas.microsoft.com/office/word/2010/wordprocessingShape" mc:Ignorable="w14 w15 w16se wp14">
+<w:numbering xmlns:wpc="http://schemas.microsoft.com/office/word/2010/wordprocessingCanvas" xmlns:cx="http://schemas.microsoft.com/office/drawing/2014/chartex" xmlns:cx1="http://schemas.microsoft.com/office/drawing/2015/9/8/chartex" xmlns:cx2="http://schemas.microsoft.com/office/drawing/2015/10/21/chartex" xmlns:cx3="http://schemas.microsoft.com/office/drawing/2016/5/9/chartex" xmlns:cx4="http://schemas.microsoft.com/office/drawing/2016/5/10/chartex" xmlns:cx5="http://schemas.microsoft.com/office/drawing/2016/5/11/chartex" xmlns:cx6="http://schemas.microsoft.com/office/drawing/2016/5/12/chartex" xmlns:cx7="http://schemas.microsoft.com/office/drawing/2016/5/13/chartex" xmlns:cx8="http://schemas.microsoft.com/office/drawing/2016/5/14/chartex" xmlns:mc="http://schemas.openxmlformats.org/markup-compatibility/2006" xmlns:aink="http://schemas.microsoft.com/office/drawing/2016/ink" xmlns:am3d="http://schemas.microsoft.com/office/drawing/2017/model3d" xmlns:o="urn:schemas-microsoft-com:office:office" xmlns:r="http://schemas.openxmlformats.org/officeDocument/2006/relationships" xmlns:m="http://schemas.openxmlformats.org/officeDocument/2006/math" xmlns:v="urn:schemas-microsoft-com:vml" xmlns:wp14="http://schemas.microsoft.com/office/word/2010/wordprocessingDrawing" xmlns:wp="http://schemas.openxmlformats.org/drawingml/2006/wordprocessingDrawing" xmlns:w10="urn:schemas-microsoft-com:office:word" xmlns:w="http://schemas.openxmlformats.org/wordprocessingml/2006/main" xmlns:w14="http://schemas.microsoft.com/office/word/2010/wordml" xmlns:w15="http://schemas.microsoft.com/office/word/2012/wordml" xmlns:w16cex="http://schemas.microsoft.com/office/word/2018/wordml/cex" xmlns:w16cid="http://schemas.microsoft.com/office/word/2016/wordml/cid" xmlns:w16="http://schemas.microsoft.com/office/word/2018/wordml" xmlns:w16se="http://schemas.microsoft.com/office/word/2015/wordml/symex" xmlns:wpg="http://schemas.microsoft.com/office/word/2010/wordprocessingGroup" xmlns:wpi="http://schemas.microsoft.com/office/word/2010/wordprocessingInk" xmlns:wne="http://schemas.microsoft.com/office/word/2006/wordml" xmlns:wps="http://schemas.microsoft.com/office/word/2010/wordprocessingShape" mc:Ignorable="w14 w15 w16se w16cid w16 w16cex wp14">
   <w:abstractNum w:abstractNumId="0" w15:restartNumberingAfterBreak="0">
     <w:nsid w:val="01374818"/>
     <w:multiLevelType w:val="hybridMultilevel"/>
@@ -4722,7 +4763,7 @@
 </file>
 
 <file path=word/styles.xml><?xml version="1.0" encoding="utf-8"?>
-<w:styles xmlns:mc="http://schemas.openxmlformats.org/markup-compatibility/2006" xmlns:r="http://schemas.openxmlformats.org/officeDocument/2006/relationships" xmlns:w="http://schemas.openxmlformats.org/wordprocessingml/2006/main" xmlns:w14="http://schemas.microsoft.com/office/word/2010/wordml" xmlns:w15="http://schemas.microsoft.com/office/word/2012/wordml" xmlns:w16se="http://schemas.microsoft.com/office/word/2015/wordml/symex" mc:Ignorable="w14 w15 w16se">
+<w:styles xmlns:mc="http://schemas.openxmlformats.org/markup-compatibility/2006" xmlns:r="http://schemas.openxmlformats.org/officeDocument/2006/relationships" xmlns:w="http://schemas.openxmlformats.org/wordprocessingml/2006/main" xmlns:w14="http://schemas.microsoft.com/office/word/2010/wordml" xmlns:w15="http://schemas.microsoft.com/office/word/2012/wordml" xmlns:w16cex="http://schemas.microsoft.com/office/word/2018/wordml/cex" xmlns:w16cid="http://schemas.microsoft.com/office/word/2016/wordml/cid" xmlns:w16="http://schemas.microsoft.com/office/word/2018/wordml" xmlns:w16se="http://schemas.microsoft.com/office/word/2015/wordml/symex" mc:Ignorable="w14 w15 w16se w16cid w16 w16cex">
   <w:docDefaults>
     <w:rPrDefault>
       <w:rPr>
@@ -4732,7 +4773,7 @@
     </w:rPrDefault>
     <w:pPrDefault/>
   </w:docDefaults>
-  <w:latentStyles w:defLockedState="0" w:defUIPriority="0" w:defSemiHidden="0" w:defUnhideWhenUsed="0" w:defQFormat="0" w:count="371">
+  <w:latentStyles w:defLockedState="0" w:defUIPriority="0" w:defSemiHidden="0" w:defUnhideWhenUsed="0" w:defQFormat="0" w:count="376">
     <w:lsdException w:name="Normal" w:qFormat="1"/>
     <w:lsdException w:name="heading 1" w:qFormat="1"/>
     <w:lsdException w:name="heading 2" w:qFormat="1"/>
@@ -4750,7 +4791,12 @@
     <w:lsdException w:name="Subtitle" w:qFormat="1"/>
     <w:lsdException w:name="Strong" w:qFormat="1"/>
     <w:lsdException w:name="Emphasis" w:qFormat="1"/>
-    <w:lsdException w:name="Normal Table" w:semiHidden="1" w:unhideWhenUsed="1"/>
+    <w:lsdException w:name="HTML Keyboard" w:semiHidden="1" w:unhideWhenUsed="1"/>
+    <w:lsdException w:name="annotation subject" w:semiHidden="1" w:unhideWhenUsed="1"/>
+    <w:lsdException w:name="No List" w:semiHidden="1" w:unhideWhenUsed="1"/>
+    <w:lsdException w:name="Outline List 1" w:semiHidden="1" w:unhideWhenUsed="1"/>
+    <w:lsdException w:name="Outline List 2" w:semiHidden="1" w:unhideWhenUsed="1"/>
+    <w:lsdException w:name="Outline List 3" w:semiHidden="1" w:unhideWhenUsed="1"/>
     <w:lsdException w:name="Table Simple 1" w:semiHidden="1" w:unhideWhenUsed="1"/>
     <w:lsdException w:name="Table Simple 2" w:semiHidden="1" w:unhideWhenUsed="1"/>
     <w:lsdException w:name="Table Simple 3" w:semiHidden="1" w:unhideWhenUsed="1"/>
@@ -4788,11 +4834,9 @@
     <w:lsdException w:name="Table Contemporary" w:semiHidden="1" w:unhideWhenUsed="1"/>
     <w:lsdException w:name="Table Elegant" w:semiHidden="1" w:unhideWhenUsed="1"/>
     <w:lsdException w:name="Table Professional" w:semiHidden="1" w:unhideWhenUsed="1"/>
-    <w:lsdException w:name="Table Subtle 1" w:semiHidden="1" w:unhideWhenUsed="1"/>
     <w:lsdException w:name="Table Subtle 2" w:semiHidden="1" w:unhideWhenUsed="1"/>
     <w:lsdException w:name="Table Web 1" w:semiHidden="1" w:unhideWhenUsed="1"/>
-    <w:lsdException w:name="Table Web 2" w:semiHidden="1" w:unhideWhenUsed="1"/>
-    <w:lsdException w:name="Table Web 3" w:semiHidden="1" w:unhideWhenUsed="1"/>
+    <w:lsdException w:name="Balloon Text" w:semiHidden="1" w:unhideWhenUsed="1"/>
     <w:lsdException w:name="Table Theme" w:semiHidden="1" w:unhideWhenUsed="1"/>
     <w:lsdException w:name="Placeholder Text" w:semiHidden="1" w:uiPriority="99"/>
     <w:lsdException w:name="No Spacing" w:uiPriority="1" w:qFormat="1"/>
@@ -5009,6 +5053,11 @@
     <w:lsdException w:name="List Table 5 Dark Accent 6" w:uiPriority="50"/>
     <w:lsdException w:name="List Table 6 Colorful Accent 6" w:uiPriority="51"/>
     <w:lsdException w:name="List Table 7 Colorful Accent 6" w:uiPriority="52"/>
+    <w:lsdException w:name="Mention" w:semiHidden="1" w:uiPriority="99" w:unhideWhenUsed="1"/>
+    <w:lsdException w:name="Smart Hyperlink" w:semiHidden="1" w:uiPriority="99" w:unhideWhenUsed="1"/>
+    <w:lsdException w:name="Hashtag" w:semiHidden="1" w:uiPriority="99" w:unhideWhenUsed="1"/>
+    <w:lsdException w:name="Unresolved Mention" w:semiHidden="1" w:uiPriority="99" w:unhideWhenUsed="1"/>
+    <w:lsdException w:name="Smart Link" w:semiHidden="1" w:uiPriority="99" w:unhideWhenUsed="1"/>
   </w:latentStyles>
   <w:style w:type="paragraph" w:default="1" w:styleId="Normal">
     <w:name w:val="Normal"/>
@@ -5747,7 +5796,7 @@
 </file>
 
 <file path=customXml/itemProps1.xml><?xml version="1.0" encoding="utf-8"?>
-<ds:datastoreItem xmlns:ds="http://schemas.openxmlformats.org/officeDocument/2006/customXml" ds:itemID="{09C5C261-E968-4070-A454-0BDDEA2B3AC7}">
+<ds:datastoreItem xmlns:ds="http://schemas.openxmlformats.org/officeDocument/2006/customXml" ds:itemID="{22BFC96E-88AB-40A9-B3E0-0160854A02AC}">
   <ds:schemaRefs>
     <ds:schemaRef ds:uri="http://schemas.openxmlformats.org/officeDocument/2006/bibliography"/>
   </ds:schemaRefs>
